--- a/docs/하나이비인후과-FAQ.docx
+++ b/docs/하나이비인후과-FAQ.docx
@@ -1,6 +1,6 @@
 
 <file path=word/document.xml><?xml version="1.0" encoding="utf-8"?>
-<w:document xmlns:wpc="http://schemas.microsoft.com/office/word/2010/wordprocessingCanvas" xmlns:mc="http://schemas.openxmlformats.org/markup-compatibility/2006" xmlns:o="urn:schemas-microsoft-com:office:office" xmlns:r="http://schemas.openxmlformats.org/officeDocument/2006/relationships" xmlns:m="http://schemas.openxmlformats.org/officeDocument/2006/math" xmlns:v="urn:schemas-microsoft-com:vml" xmlns:wp14="http://schemas.microsoft.com/office/word/2010/wordprocessingDrawing" xmlns:wp="http://schemas.openxmlformats.org/drawingml/2006/wordprocessingDrawing" xmlns:w10="urn:schemas-microsoft-com:office:word" xmlns:w="http://schemas.openxmlformats.org/wordprocessingml/2006/main" xmlns:w14="http://schemas.microsoft.com/office/word/2010/wordml" xmlns:wpg="http://schemas.microsoft.com/office/word/2010/wordprocessingGroup" xmlns:wpi="http://schemas.microsoft.com/office/word/2010/wordprocessingInk" xmlns:wne="http://schemas.microsoft.com/office/word/2006/wordml" xmlns:wps="http://schemas.microsoft.com/office/word/2010/wordprocessingShape" mc:Ignorable="w14 wp14">
+<w:document xmlns:wpc="http://schemas.microsoft.com/office/word/2010/wordprocessingCanvas" xmlns:mc="http://schemas.openxmlformats.org/markup-compatibility/2006" xmlns:o="urn:schemas-microsoft-com:office:office" xmlns:r="http://schemas.openxmlformats.org/officeDocument/2006/relationships" xmlns:m="http://schemas.openxmlformats.org/officeDocument/2006/math" xmlns:v="urn:schemas-microsoft-com:vml" xmlns:wp14="http://schemas.microsoft.com/office/word/2010/wordprocessingDrawing" xmlns:wp="http://schemas.openxmlformats.org/drawingml/2006/wordprocessingDrawing" xmlns:w10="urn:schemas-microsoft-com:office:word" xmlns:w="http://schemas.openxmlformats.org/wordprocessingml/2006/main" xmlns:w14="http://schemas.microsoft.com/office/word/2010/wordml" xmlns:w15="http://schemas.microsoft.com/office/word/2012/wordml" xmlns:wpg="http://schemas.microsoft.com/office/word/2010/wordprocessingGroup" xmlns:wpi="http://schemas.microsoft.com/office/word/2010/wordprocessingInk" xmlns:wne="http://schemas.microsoft.com/office/word/2006/wordml" xmlns:wps="http://schemas.microsoft.com/office/word/2010/wordprocessingShape" mc:Ignorable="w14 w15 wp14">
   <w:body>
     <w:p>
       <w:r>
@@ -70,15 +70,7 @@
         <w:t>병원이용) 당일 예약이 가능한가요?</w:t>
       </w:r>
       <w:r>
-        <w:t xml:space="preserve"> 당일 예약의 경우 1 시간 이내 도착 가능할 시 방문 접수로 도와드리며, 1 시간 이후 도착 예정인 경우에는 예약이 가능할 시 예약을 도와드리기도 합니다. 다만, 당시 외래대기실 상황에 따라서 차이가 있을 수 있으므로 대표전화 [02-6925-1111] </w:t>
-      </w:r>
-      <w:proofErr w:type="spellStart"/>
-      <w:r>
-        <w:t>으로</w:t>
-      </w:r>
-      <w:proofErr w:type="spellEnd"/>
-      <w:r>
-        <w:t xml:space="preserve"> 확인 후 내원해주시기 바랍니다.</w:t>
+        <w:t xml:space="preserve"> 당일 예약의 경우 1 시간 이내 도착 가능할 시 방문 접수로 도와드리며, 1 시간 이후 도착 예정인 경우에는 예약이 가능할 시 예약을 도와드리기도 합니다. 다만, 당시 외래대기실 상황에 따라서 차이가 있을 수 있으므로 대표전화 [02-6925-1111] 으로 확인 후 내원해주시기 바랍니다.</w:t>
       </w:r>
     </w:p>
     <w:p>
@@ -300,16 +292,77 @@
           <w:ilvl w:val="0"/>
           <w:numId w:val="1"/>
         </w:numPr>
-      </w:pPr>
-      <w:r>
-        <w:rPr>
-          <w:b/>
-          <w:bCs/>
+        <w:rPr>
+          <w:color w:val="0070C0"/>
+        </w:rPr>
+      </w:pPr>
+      <w:r>
+        <w:rPr>
+          <w:b/>
+          <w:bCs/>
+          <w:color w:val="0070C0"/>
         </w:rPr>
         <w:t>병원이용) 수술 후 통원치료는 얼마나 받아야 하나요?</w:t>
       </w:r>
       <w:r>
-        <w:t xml:space="preserve"> 일반적으로 통원치료는 4 주 정도 소요됩니다. 코수술의 경우 퇴원 후 첫 1 주는 매일 방문, 드레싱 등 수술 후 처치를 받으시며 목수술의 경우에는 퇴원 후 1 주일에 1 번 정도 통원치료를 받게 됩니다. 이후에는 환자 분의 상태와 경과에 따라 치료 날짜가 정해집니다.</w:t>
+        <w:rPr>
+          <w:color w:val="0070C0"/>
+        </w:rPr>
+        <w:t xml:space="preserve"> 일반적으로 통원치료는 4 주 정도 소요됩니다. </w:t>
+      </w:r>
+      <w:proofErr w:type="spellStart"/>
+      <w:r>
+        <w:rPr>
+          <w:color w:val="0070C0"/>
+        </w:rPr>
+        <w:t>코수술의</w:t>
+      </w:r>
+      <w:proofErr w:type="spellEnd"/>
+      <w:r>
+        <w:rPr>
+          <w:color w:val="0070C0"/>
+        </w:rPr>
+        <w:t xml:space="preserve"> 경우 </w:t>
+      </w:r>
+      <w:r>
+        <w:rPr>
+          <w:rFonts w:hint="eastAsia"/>
+          <w:color w:val="0070C0"/>
+        </w:rPr>
+        <w:t xml:space="preserve">환자 상태에 따라 </w:t>
+      </w:r>
+      <w:r>
+        <w:rPr>
+          <w:rFonts w:hint="eastAsia"/>
+          <w:color w:val="0070C0"/>
+        </w:rPr>
+        <w:t>차이가</w:t>
+      </w:r>
+      <w:r>
+        <w:rPr>
+          <w:rFonts w:hint="eastAsia"/>
+          <w:color w:val="0070C0"/>
+        </w:rPr>
+        <w:t xml:space="preserve"> 있으나</w:t>
+      </w:r>
+      <w:r>
+        <w:rPr>
+          <w:rFonts w:hint="eastAsia"/>
+          <w:color w:val="0070C0"/>
+        </w:rPr>
+        <w:t xml:space="preserve"> 일반적으로</w:t>
+      </w:r>
+      <w:r>
+        <w:rPr>
+          <w:color w:val="0070C0"/>
+        </w:rPr>
+        <w:t xml:space="preserve"> </w:t>
+      </w:r>
+      <w:r>
+        <w:rPr>
+          <w:color w:val="0070C0"/>
+        </w:rPr>
+        <w:t>퇴원 후 첫 1 주는 매일 방문, 드레싱 등 수술 후 처치를 받으시며 목수술의 경우에는 퇴원 후 1 주일에 1 번 정도 통원치료를 받게 됩니다. 이후에는 환자 분의 상태와 경과에 따라 치료 날짜가 정해집니다.</w:t>
       </w:r>
     </w:p>
     <w:p>
@@ -318,16 +371,50 @@
           <w:ilvl w:val="0"/>
           <w:numId w:val="1"/>
         </w:numPr>
-      </w:pPr>
-      <w:r>
-        <w:rPr>
-          <w:b/>
-          <w:bCs/>
+        <w:rPr>
+          <w:color w:val="0070C0"/>
+        </w:rPr>
+      </w:pPr>
+      <w:r>
+        <w:rPr>
+          <w:b/>
+          <w:bCs/>
+          <w:color w:val="0070C0"/>
         </w:rPr>
         <w:t>병원이용) 입원 환자 면회는 가능하나요?</w:t>
       </w:r>
       <w:r>
-        <w:t xml:space="preserve"> 환자분들의 안전관리와 감염병 예방을 위해 입원환자 면회를 전면 금지 합니다. 면회시에는 다른 환자의 안정과 쾌유를 위해 1층 또는 2층 대기실을 이용해 주십시오. 어린이일 경우 보호자 한 분이 계실 수 있습니다.</w:t>
+        <w:rPr>
+          <w:color w:val="0070C0"/>
+        </w:rPr>
+        <w:t xml:space="preserve"> 환자분들의 안전관리와 감염병 예방을 위해 입원환자 면회를 전면 금지 합니다. 면회시에는 다른 환자의 안정과 쾌유를 위해 1층 또는 2층 대기실을 이용해 주십시오. </w:t>
+      </w:r>
+      <w:r>
+        <w:rPr>
+          <w:rFonts w:hint="eastAsia"/>
+          <w:color w:val="0070C0"/>
+        </w:rPr>
+        <w:t>소아환자(15세 이하)의</w:t>
+      </w:r>
+      <w:r>
+        <w:rPr>
+          <w:color w:val="0070C0"/>
+        </w:rPr>
+        <w:t xml:space="preserve"> 경우 보호자 </w:t>
+      </w:r>
+      <w:proofErr w:type="gramStart"/>
+      <w:r>
+        <w:rPr>
+          <w:color w:val="0070C0"/>
+        </w:rPr>
+        <w:t>한 분이 계실</w:t>
+      </w:r>
+      <w:proofErr w:type="gramEnd"/>
+      <w:r>
+        <w:rPr>
+          <w:color w:val="0070C0"/>
+        </w:rPr>
+        <w:t xml:space="preserve"> 수 있습니다.</w:t>
       </w:r>
     </w:p>
     <w:p>
@@ -336,19 +423,57 @@
           <w:ilvl w:val="0"/>
           <w:numId w:val="1"/>
         </w:numPr>
-      </w:pPr>
-      <w:r>
-        <w:rPr>
-          <w:b/>
-          <w:bCs/>
+        <w:rPr>
+          <w:color w:val="0070C0"/>
+        </w:rPr>
+      </w:pPr>
+      <w:r>
+        <w:rPr>
+          <w:b/>
+          <w:bCs/>
+          <w:color w:val="0070C0"/>
         </w:rPr>
         <w:t>병원이용) 입원 시 준비물은 무엇이 있나요?</w:t>
       </w:r>
       <w:r>
-        <w:t xml:space="preserve"> 1</w:t>
-      </w:r>
-      <w:r>
-        <w:t>인실의 경우 세면도구, 티슈, 수건을 지급하므로 이를 제외한 개인물품만 지참하시면 됩니다. 2, 4 인실의 경우에는 세면도구 및 개인물품을 지참하셔야 합니다.</w:t>
+        <w:rPr>
+          <w:color w:val="0070C0"/>
+        </w:rPr>
+        <w:t xml:space="preserve"> </w:t>
+      </w:r>
+      <w:r>
+        <w:rPr>
+          <w:color w:val="0070C0"/>
+        </w:rPr>
+        <w:t>1인실의 경우 환자용 세면도구(치약, 칫솔, 비누, 수건, 티슈)를 제공해드립니다. 그 외 개인이 필요한 물품(</w:t>
+      </w:r>
+      <w:proofErr w:type="spellStart"/>
+      <w:r>
+        <w:rPr>
+          <w:color w:val="0070C0"/>
+        </w:rPr>
+        <w:t>개인컵</w:t>
+      </w:r>
+      <w:proofErr w:type="spellEnd"/>
+      <w:r>
+        <w:rPr>
+          <w:color w:val="0070C0"/>
+        </w:rPr>
+        <w:t xml:space="preserve">, 화장품, 드라이기, 샴푸, 린스 등)은 지참하셔야 합니다. 2, 4인실의 경우 세면도구 및 개인 용품(티슈, 수건, </w:t>
+      </w:r>
+      <w:proofErr w:type="spellStart"/>
+      <w:r>
+        <w:rPr>
+          <w:color w:val="0070C0"/>
+        </w:rPr>
+        <w:t>개인컵</w:t>
+      </w:r>
+      <w:proofErr w:type="spellEnd"/>
+      <w:r>
+        <w:rPr>
+          <w:color w:val="0070C0"/>
+        </w:rPr>
+        <w:t>, 슬리퍼, 화장품, 드라이기, 샴푸, 린스 등)을 모두 챙겨오셔야 합니다.</w:t>
       </w:r>
     </w:p>
     <w:p>
@@ -363,7 +488,6 @@
           <w:b/>
           <w:bCs/>
         </w:rPr>
-        <w:lastRenderedPageBreak/>
         <w:t>병원이용) 입원은 며칠이나 해야 하나요?</w:t>
       </w:r>
       <w:r>
@@ -376,16 +500,49 @@
           <w:ilvl w:val="0"/>
           <w:numId w:val="1"/>
         </w:numPr>
-      </w:pPr>
-      <w:r>
-        <w:rPr>
-          <w:b/>
-          <w:bCs/>
+        <w:rPr>
+          <w:color w:val="0070C0"/>
+        </w:rPr>
+      </w:pPr>
+      <w:r>
+        <w:rPr>
+          <w:b/>
+          <w:bCs/>
+          <w:color w:val="0070C0"/>
         </w:rPr>
         <w:t>병원이용) 수술 환자의 경우 보호자가 함께 있을 수 있나요?</w:t>
       </w:r>
       <w:r>
-        <w:t xml:space="preserve"> 본원은 간호간병통합서비스 병원으로 소아 환자 외에는 보호자 상주가 어렵습니다. 간호간병통합서비스는 간호사와 간호조무사가 환자를 돌봐주는 서비스로, 24 시간 전문 간호서비스를 받으실 수 있습니다. </w:t>
+        <w:rPr>
+          <w:color w:val="0070C0"/>
+        </w:rPr>
+        <w:t xml:space="preserve"> 본원은 간호간병통합서비스 병원으로 소아 환자</w:t>
+      </w:r>
+      <w:r>
+        <w:rPr>
+          <w:rFonts w:hint="eastAsia"/>
+          <w:color w:val="0070C0"/>
+        </w:rPr>
+        <w:t>(15세 이하)</w:t>
+      </w:r>
+      <w:r>
+        <w:rPr>
+          <w:color w:val="0070C0"/>
+        </w:rPr>
+        <w:t xml:space="preserve">, </w:t>
+      </w:r>
+      <w:r>
+        <w:rPr>
+          <w:rFonts w:hint="eastAsia"/>
+          <w:color w:val="0070C0"/>
+        </w:rPr>
+        <w:t>의료진이 환자안전증진 및 정서적지지가 필요하다고 판단하는 경우</w:t>
+      </w:r>
+      <w:r>
+        <w:rPr>
+          <w:color w:val="0070C0"/>
+        </w:rPr>
+        <w:t xml:space="preserve"> 외에는 보호자 상주가 어렵습니다. 간호간병통합서비스는 간호사와 간호조무사가 환자를 돌봐주는 서비스로, 24 시간 전문 간호서비스를 받으실 수 있습니다. </w:t>
       </w:r>
     </w:p>
     <w:p>
@@ -734,11 +891,7 @@
       </w:r>
       <w:proofErr w:type="gramEnd"/>
       <w:r>
-        <w:t xml:space="preserve"> 입력하신 후 안내에 따라 오시면 됩니다. 버스는 147 번, 141 번, 350 번 동영문화센터, 개나리아파트, 신한은행 전산센터 하차 마을버스는 강남 </w:t>
-      </w:r>
-      <w:r>
-        <w:lastRenderedPageBreak/>
-        <w:t>07- 동영문화센터 하차 하시면 됩니다. 자세한 내용은 [</w:t>
+        <w:t xml:space="preserve"> 입력하신 후 안내에 따라 오시면 됩니다. 버스는 147 번, 141 번, 350 번 동영문화센터, 개나리아파트, 신한은행 전산센터 하차 마을버스는 강남 07- 동영문화센터 하차 하시면 됩니다. 자세한 내용은 [</w:t>
       </w:r>
       <w:proofErr w:type="spellStart"/>
       <w:r>
@@ -912,16 +1065,36 @@
           <w:ilvl w:val="0"/>
           <w:numId w:val="2"/>
         </w:numPr>
-      </w:pPr>
-      <w:r>
-        <w:rPr>
-          <w:b/>
-          <w:bCs/>
+        <w:rPr>
+          <w:color w:val="0070C0"/>
+        </w:rPr>
+      </w:pPr>
+      <w:r>
+        <w:rPr>
+          <w:b/>
+          <w:bCs/>
+          <w:color w:val="0070C0"/>
         </w:rPr>
         <w:t>코) 코 수술을 할 경우 통원 치료 기간은 어떻게 되나요?</w:t>
       </w:r>
       <w:r>
-        <w:t xml:space="preserve"> 총 4 주 정도 소요되며, 첫 1 주는 매일, 이후 3 주 동안은 경과에 따라 주 2~3 회 치료받게 됩니다.</w:t>
+        <w:rPr>
+          <w:color w:val="0070C0"/>
+        </w:rPr>
+        <w:t xml:space="preserve"> 총 4 주 정도 소요되며, </w:t>
+      </w:r>
+      <w:r>
+        <w:rPr>
+          <w:rFonts w:hint="eastAsia"/>
+          <w:color w:val="0070C0"/>
+        </w:rPr>
+        <w:t xml:space="preserve">환자의 상태에 따라 차이가 있으나 일반적으로 </w:t>
+      </w:r>
+      <w:r>
+        <w:rPr>
+          <w:color w:val="0070C0"/>
+        </w:rPr>
+        <w:t>첫 1 주는 매일, 이후 3 주 동안은 경과에 따라 주 2~3 회 치료받게 됩니다.</w:t>
       </w:r>
     </w:p>
     <w:p>
@@ -992,11 +1165,15 @@
           <w:ilvl w:val="0"/>
           <w:numId w:val="2"/>
         </w:numPr>
-      </w:pPr>
-      <w:r>
-        <w:rPr>
-          <w:b/>
-          <w:bCs/>
+        <w:rPr>
+          <w:color w:val="0070C0"/>
+        </w:rPr>
+      </w:pPr>
+      <w:r>
+        <w:rPr>
+          <w:b/>
+          <w:bCs/>
+          <w:color w:val="0070C0"/>
         </w:rPr>
         <w:t xml:space="preserve">코) </w:t>
       </w:r>
@@ -1005,6 +1182,7 @@
         <w:rPr>
           <w:b/>
           <w:bCs/>
+          <w:color w:val="0070C0"/>
         </w:rPr>
         <w:t>비중격만곡증수술</w:t>
       </w:r>
@@ -1013,19 +1191,22 @@
         <w:rPr>
           <w:b/>
           <w:bCs/>
+          <w:color w:val="0070C0"/>
         </w:rPr>
         <w:t xml:space="preserve"> 시 코 성형도 같이 할 수 있나요?</w:t>
       </w:r>
       <w:r>
-        <w:t xml:space="preserve"> 본원에서는 질환적인 수술만 진행하며, 외적인 부분 성형, </w:t>
-      </w:r>
-      <w:proofErr w:type="spellStart"/>
-      <w:r>
-        <w:t>휜코</w:t>
-      </w:r>
-      <w:proofErr w:type="spellEnd"/>
-      <w:r>
-        <w:t xml:space="preserve"> 교정 등 미용목적의 성형은 진행하지 않습니다.</w:t>
+        <w:rPr>
+          <w:color w:val="0070C0"/>
+        </w:rPr>
+        <w:t xml:space="preserve"> </w:t>
+      </w:r>
+      <w:r>
+        <w:rPr>
+          <w:rFonts w:hint="eastAsia"/>
+          <w:color w:val="0070C0"/>
+        </w:rPr>
+        <w:t>네. 본원 정종인 진료부장 진료 시 환자분의 상태를 확인 후 가능합니다.</w:t>
       </w:r>
     </w:p>
     <w:p>
@@ -1111,11 +1292,7 @@
         <w:t>코) 모든 코 수술은 내시경수술이 가능한가요?</w:t>
       </w:r>
       <w:r>
-        <w:t xml:space="preserve"> 축농증 수술만 내시경을 사용하여 </w:t>
-      </w:r>
-      <w:r>
-        <w:lastRenderedPageBreak/>
-        <w:t>수술합니다.</w:t>
+        <w:t xml:space="preserve"> 축농증 수술만 내시경을 사용하여 수술합니다.</w:t>
       </w:r>
     </w:p>
     <w:p>
@@ -1124,32 +1301,94 @@
           <w:ilvl w:val="0"/>
           <w:numId w:val="2"/>
         </w:numPr>
-      </w:pPr>
-      <w:r>
-        <w:rPr>
-          <w:b/>
-          <w:bCs/>
+        <w:rPr>
+          <w:color w:val="0070C0"/>
+        </w:rPr>
+      </w:pPr>
+      <w:r>
+        <w:rPr>
+          <w:b/>
+          <w:bCs/>
+          <w:color w:val="0070C0"/>
         </w:rPr>
         <w:t>코) 코 수술은 마취를 어떻게 하나요?</w:t>
       </w:r>
       <w:r>
-        <w:t xml:space="preserve"> 부분마취를 시행합니다. </w:t>
-      </w:r>
-      <w:proofErr w:type="spellStart"/>
-      <w:r>
+        <w:rPr>
+          <w:color w:val="0070C0"/>
+        </w:rPr>
+        <w:t xml:space="preserve"> </w:t>
+      </w:r>
+      <w:r>
+        <w:rPr>
+          <w:rFonts w:hint="eastAsia"/>
+          <w:color w:val="0070C0"/>
+        </w:rPr>
+        <w:t xml:space="preserve">수술실 내 </w:t>
+      </w:r>
+      <w:proofErr w:type="spellStart"/>
+      <w:r>
+        <w:rPr>
+          <w:rFonts w:hint="eastAsia"/>
+          <w:color w:val="0070C0"/>
+        </w:rPr>
+        <w:t>처치실에서</w:t>
+      </w:r>
+      <w:proofErr w:type="spellEnd"/>
+      <w:r>
+        <w:rPr>
+          <w:rFonts w:hint="eastAsia"/>
+          <w:color w:val="0070C0"/>
+        </w:rPr>
+        <w:t xml:space="preserve"> 수술 전 </w:t>
+      </w:r>
+      <w:proofErr w:type="spellStart"/>
+      <w:r>
+        <w:rPr>
+          <w:color w:val="0070C0"/>
+        </w:rPr>
         <w:t>마취솜으로</w:t>
       </w:r>
       <w:proofErr w:type="spellEnd"/>
       <w:r>
+        <w:rPr>
+          <w:color w:val="0070C0"/>
+        </w:rPr>
         <w:t xml:space="preserve"> </w:t>
       </w:r>
       <w:proofErr w:type="spellStart"/>
       <w:r>
+        <w:rPr>
+          <w:color w:val="0070C0"/>
+        </w:rPr>
         <w:t>코점막을</w:t>
       </w:r>
       <w:proofErr w:type="spellEnd"/>
       <w:r>
-        <w:t xml:space="preserve"> 마취하고 경우에 따라서 코주변에 주사로 마취하기도 합니다.</w:t>
+        <w:rPr>
+          <w:color w:val="0070C0"/>
+        </w:rPr>
+        <w:t xml:space="preserve"> 마취</w:t>
+      </w:r>
+      <w:r>
+        <w:rPr>
+          <w:rFonts w:hint="eastAsia"/>
+          <w:color w:val="0070C0"/>
+        </w:rPr>
+        <w:t>(부분마취)하고,</w:t>
+      </w:r>
+      <w:r>
+        <w:rPr>
+          <w:color w:val="0070C0"/>
+        </w:rPr>
+        <w:t xml:space="preserve"> </w:t>
+      </w:r>
+      <w:r>
+        <w:rPr>
+          <w:rFonts w:hint="eastAsia"/>
+          <w:color w:val="0070C0"/>
+        </w:rPr>
+        <w:t>의료진과 상의 후 수면마취 또는 전신마취 하에 수술을 진행합니다.</w:t>
       </w:r>
     </w:p>
     <w:p>
@@ -1449,11 +1688,7 @@
         <w:t>목) 소아편도수술은 몇 살부터 가능한가요?</w:t>
       </w:r>
       <w:r>
-        <w:t xml:space="preserve"> 수술 시 전신마취를 통해 진행하기 때문에 전신마취의 위험성이 줄어드는 신체조건이 되어야 합니다. 일반적으로는 </w:t>
-      </w:r>
-      <w:r>
-        <w:lastRenderedPageBreak/>
-        <w:t>아이의 나이가 만 3 세 이상, 몸무게가 15kg 이상 되면 전신마취 수술이 크게 위험하지 않다고 판단하며, 수술을 진행하게 됩니다.</w:t>
+        <w:t xml:space="preserve"> 수술 시 전신마취를 통해 진행하기 때문에 전신마취의 위험성이 줄어드는 신체조건이 되어야 합니다. 일반적으로는 아이의 나이가 만 3 세 이상, 몸무게가 15kg 이상 되면 전신마취 수술이 크게 위험하지 않다고 판단하며, 수술을 진행하게 됩니다.</w:t>
       </w:r>
     </w:p>
     <w:p>
@@ -1706,7 +1941,6 @@
           <w:b/>
           <w:bCs/>
         </w:rPr>
-        <w:lastRenderedPageBreak/>
         <w:t>[귀]</w:t>
       </w:r>
     </w:p>
@@ -1993,11 +2227,7 @@
         <w:t xml:space="preserve"> 나오나요?</w:t>
       </w:r>
       <w:r>
-        <w:t xml:space="preserve"> 청력검사 및 </w:t>
-      </w:r>
-      <w:r>
-        <w:lastRenderedPageBreak/>
-        <w:t>전정기능 검사에 대해 당일검사 및 결과상담을 원칙으로 하고 있으나 검사 진행상황에 따라서 예약 후 진행될 수 있습니다. 특히 약물을 복용 중이거나 급성기의 심한 어지러움이 동반된 경우라면 일정시간이 경과한 뒤에 검사를 진행하는 경우도 있습니다.</w:t>
+        <w:t xml:space="preserve"> 청력검사 및 전정기능 검사에 대해 당일검사 및 결과상담을 원칙으로 하고 있으나 검사 진행상황에 따라서 예약 후 진행될 수 있습니다. 특히 약물을 복용 중이거나 급성기의 심한 어지러움이 동반된 경우라면 일정시간이 경과한 뒤에 검사를 진행하는 경우도 있습니다.</w:t>
       </w:r>
     </w:p>
     <w:p>
@@ -2271,11 +2501,7 @@
       </w:r>
       <w:proofErr w:type="spellEnd"/>
       <w:r>
-        <w:t xml:space="preserve"> 각 각 3 개, 총 6 개로 </w:t>
-      </w:r>
-      <w:r>
-        <w:lastRenderedPageBreak/>
-        <w:t xml:space="preserve">이루어져 있는데, 전정기능검사를 통해 이석이 들어간 반고리관을 정확히 찾은 후, 그 반고리관에 맞는 </w:t>
+        <w:t xml:space="preserve"> 각 각 3 개, 총 6 개로 이루어져 있는데, 전정기능검사를 통해 이석이 들어간 반고리관을 정확히 찾은 후, 그 반고리관에 맞는 </w:t>
       </w:r>
       <w:proofErr w:type="spellStart"/>
       <w:r>
@@ -2684,11 +2910,7 @@
         <w:t>) 수면검사 시 준비해야 될 사항이 있나요?</w:t>
       </w:r>
       <w:r>
-        <w:t xml:space="preserve"> 수면다원검사, 수면내시경검사</w:t>
-      </w:r>
-      <w:r>
-        <w:lastRenderedPageBreak/>
-        <w:t xml:space="preserve">는 1 박 2 일 </w:t>
+        <w:t xml:space="preserve"> 수면다원검사, 수면내시경검사는 1 박 2 일 </w:t>
       </w:r>
       <w:proofErr w:type="spellStart"/>
       <w:r>
@@ -2785,15 +3007,13 @@
         <w:t>(</w:t>
       </w:r>
       <w:r>
-        <w:t>중등도 이상) 이거나 AHI 가 5~14</w:t>
-      </w:r>
-      <w:proofErr w:type="gramStart"/>
-      <w:r>
-        <w:t>( 경도</w:t>
-      </w:r>
-      <w:proofErr w:type="gramEnd"/>
-      <w:r>
-        <w:t xml:space="preserve">) 이면서 불면증이나 주간 졸음, 인지기능 감소 등이 동반되면 </w:t>
+        <w:t>중등도 이상) 이거나 AHI 가</w:t>
+      </w:r>
+      <w:r>
+        <w:t xml:space="preserve"> 5~14(</w:t>
+      </w:r>
+      <w:r>
+        <w:t xml:space="preserve">경도) 이면서 불면증이나 주간 졸음, 인지기능 감소 등이 동반되면 </w:t>
       </w:r>
       <w:proofErr w:type="spellStart"/>
       <w:r>
@@ -2833,88 +3053,90 @@
       </w:r>
       <w:proofErr w:type="spellEnd"/>
       <w:r>
-        <w:t xml:space="preserve"> 성공적으로 사용하는지 여부에 상관없이 90 일의 순응기간은 건강보험 혜택을 받을 수 있습니다.</w:t>
-      </w:r>
-    </w:p>
-    <w:p>
-      <w:pPr>
-        <w:numPr>
-          <w:ilvl w:val="0"/>
-          <w:numId w:val="5"/>
-        </w:numPr>
-      </w:pPr>
-      <w:proofErr w:type="spellStart"/>
-      <w:r>
-        <w:rPr>
-          <w:b/>
-          <w:bCs/>
-        </w:rPr>
-        <w:t>코골이</w:t>
-      </w:r>
-      <w:proofErr w:type="spellEnd"/>
-      <w:r>
-        <w:rPr>
-          <w:b/>
-          <w:bCs/>
-        </w:rPr>
-        <w:t xml:space="preserve">) </w:t>
-      </w:r>
-      <w:proofErr w:type="spellStart"/>
-      <w:r>
-        <w:rPr>
-          <w:b/>
-          <w:bCs/>
-        </w:rPr>
-        <w:t>양압기</w:t>
-      </w:r>
-      <w:proofErr w:type="spellEnd"/>
-      <w:r>
-        <w:rPr>
-          <w:b/>
-          <w:bCs/>
-        </w:rPr>
-        <w:t xml:space="preserve"> 적응 잘하는 법 없나요?</w:t>
-      </w:r>
-      <w:r>
-        <w:t xml:space="preserve"> </w:t>
-      </w:r>
-      <w:proofErr w:type="spellStart"/>
-      <w:r>
-        <w:t>양압기</w:t>
-      </w:r>
-      <w:proofErr w:type="spellEnd"/>
-      <w:r>
-        <w:t xml:space="preserve"> 사용 시 불편함을 느끼는 부분은 크게 두 가지로, 공기의 압력과 마스크에 대한 것입니다. 이 두 가지를 해결하면 좀 더 편안하게 </w:t>
-      </w:r>
-      <w:proofErr w:type="spellStart"/>
-      <w:r>
-        <w:t>양압기를</w:t>
-      </w:r>
-      <w:proofErr w:type="spellEnd"/>
-      <w:r>
-        <w:t xml:space="preserve"> 사용할 수 있습니다. </w:t>
-      </w:r>
-      <w:proofErr w:type="spellStart"/>
-      <w:r>
-        <w:t>양압기의</w:t>
-      </w:r>
-      <w:proofErr w:type="spellEnd"/>
-      <w:r>
-        <w:t xml:space="preserve"> 공기 압력을 불어넣는 패턴은 크게 세 가지로, 환자의 증상에 따라 가장 적절한 것으로 선택합니다. 또한 수면다원검사 결과를 바탕으로 공기 압력을 설정하고 공기 압력에 따른 호흡의 변화와 사용 패턴을 주기적으로 파악해 </w:t>
-      </w:r>
-      <w:proofErr w:type="spellStart"/>
-      <w:r>
-        <w:t>양압기</w:t>
-      </w:r>
-      <w:proofErr w:type="spellEnd"/>
-      <w:r>
-        <w:t xml:space="preserve"> 압력을 조정하면 좀 더 쉽게 적응할 수 있습니다. 얼굴에 부착하는 마스크는 환자의 증상이나 수면 습관에 따라 선택합니다. 입으로 숨 쉬는 증상이 심한 경우에는 코와 입을 덮는 안면형이 적합하고, 잠자는 동안 몸의 움직임이 작다면 얼굴에 부착되는 면적이 가장 작은 콧구멍형을 사용해도 좋습니다.</w:t>
-      </w:r>
-    </w:p>
-    <w:p>
+        <w:t xml:space="preserve"> 성공적으로 사용하는지 여부에 상관없이 90 일의 순응기간은 </w:t>
+      </w:r>
       <w:bookmarkStart w:id="0" w:name="_GoBack"/>
       <w:bookmarkEnd w:id="0"/>
-    </w:p>
+      <w:r>
+        <w:t>건강보험 혜택을 받을 수 있습니다.</w:t>
+      </w:r>
+    </w:p>
+    <w:p>
+      <w:pPr>
+        <w:numPr>
+          <w:ilvl w:val="0"/>
+          <w:numId w:val="5"/>
+        </w:numPr>
+      </w:pPr>
+      <w:proofErr w:type="spellStart"/>
+      <w:r>
+        <w:rPr>
+          <w:b/>
+          <w:bCs/>
+        </w:rPr>
+        <w:t>코골이</w:t>
+      </w:r>
+      <w:proofErr w:type="spellEnd"/>
+      <w:r>
+        <w:rPr>
+          <w:b/>
+          <w:bCs/>
+        </w:rPr>
+        <w:t xml:space="preserve">) </w:t>
+      </w:r>
+      <w:proofErr w:type="spellStart"/>
+      <w:r>
+        <w:rPr>
+          <w:b/>
+          <w:bCs/>
+        </w:rPr>
+        <w:t>양압기</w:t>
+      </w:r>
+      <w:proofErr w:type="spellEnd"/>
+      <w:r>
+        <w:rPr>
+          <w:b/>
+          <w:bCs/>
+        </w:rPr>
+        <w:t xml:space="preserve"> 적응 잘하는 법 없나요?</w:t>
+      </w:r>
+      <w:r>
+        <w:t xml:space="preserve"> </w:t>
+      </w:r>
+      <w:proofErr w:type="spellStart"/>
+      <w:r>
+        <w:t>양압기</w:t>
+      </w:r>
+      <w:proofErr w:type="spellEnd"/>
+      <w:r>
+        <w:t xml:space="preserve"> 사용 시 불편함을 느끼는 부분은 크게 두 가지로, 공기의 압력과 마스크에 대한 것입니다. 이 두 가지를 해결하면 좀 더 편안하게 </w:t>
+      </w:r>
+      <w:proofErr w:type="spellStart"/>
+      <w:r>
+        <w:t>양압기를</w:t>
+      </w:r>
+      <w:proofErr w:type="spellEnd"/>
+      <w:r>
+        <w:t xml:space="preserve"> 사용할 수 있습니다. </w:t>
+      </w:r>
+      <w:proofErr w:type="spellStart"/>
+      <w:r>
+        <w:t>양압기의</w:t>
+      </w:r>
+      <w:proofErr w:type="spellEnd"/>
+      <w:r>
+        <w:t xml:space="preserve"> 공기 압력을 불어넣는 패턴은 크게 세 가지로, 환자의 증상에 따라 가장 적절한 것으로 선택합니다. 또한 수면다원검사 결과를 바탕으로 공기 압력을 설정하고 공기 압력에 따른 호흡의 변화와 사용 패턴을 주기적으로 파악해 </w:t>
+      </w:r>
+      <w:proofErr w:type="spellStart"/>
+      <w:r>
+        <w:t>양압기</w:t>
+      </w:r>
+      <w:proofErr w:type="spellEnd"/>
+      <w:r>
+        <w:t xml:space="preserve"> 압력을 조정하면 좀 더 쉽게 적응할 수 있습니다. 얼굴에 부착하는 마스크는 환자의 증상이나 수면 습관에 따라 선택합니다. 입으로 숨 쉬는 증상이 심한 경우에는 코와 입을 덮는 안면형이 적합하고, 잠자는 동안 몸의 움직임이 작다면 얼굴에 부착되는 면적이 가장 작은 콧구멍형을 사용해도 좋습니다.</w:t>
+      </w:r>
+    </w:p>
+    <w:p/>
     <w:sectPr>
       <w:pgSz w:w="11906" w:h="16838"/>
       <w:pgMar w:top="1701" w:right="1440" w:bottom="1440" w:left="1440" w:header="851" w:footer="992" w:gutter="0"/>
@@ -2926,8 +3148,8 @@
 </file>
 
 <file path=word/numbering.xml><?xml version="1.0" encoding="utf-8"?>
-<w:numbering xmlns:wpc="http://schemas.microsoft.com/office/word/2010/wordprocessingCanvas" xmlns:mc="http://schemas.openxmlformats.org/markup-compatibility/2006" xmlns:o="urn:schemas-microsoft-com:office:office" xmlns:r="http://schemas.openxmlformats.org/officeDocument/2006/relationships" xmlns:m="http://schemas.openxmlformats.org/officeDocument/2006/math" xmlns:v="urn:schemas-microsoft-com:vml" xmlns:wp14="http://schemas.microsoft.com/office/word/2010/wordprocessingDrawing" xmlns:wp="http://schemas.openxmlformats.org/drawingml/2006/wordprocessingDrawing" xmlns:w10="urn:schemas-microsoft-com:office:word" xmlns:w="http://schemas.openxmlformats.org/wordprocessingml/2006/main" xmlns:w14="http://schemas.microsoft.com/office/word/2010/wordml" xmlns:wpg="http://schemas.microsoft.com/office/word/2010/wordprocessingGroup" xmlns:wpi="http://schemas.microsoft.com/office/word/2010/wordprocessingInk" xmlns:wne="http://schemas.microsoft.com/office/word/2006/wordml" xmlns:wps="http://schemas.microsoft.com/office/word/2010/wordprocessingShape" mc:Ignorable="w14 wp14">
-  <w:abstractNum w:abstractNumId="0">
+<w:numbering xmlns:wpc="http://schemas.microsoft.com/office/word/2010/wordprocessingCanvas" xmlns:mc="http://schemas.openxmlformats.org/markup-compatibility/2006" xmlns:o="urn:schemas-microsoft-com:office:office" xmlns:r="http://schemas.openxmlformats.org/officeDocument/2006/relationships" xmlns:m="http://schemas.openxmlformats.org/officeDocument/2006/math" xmlns:v="urn:schemas-microsoft-com:vml" xmlns:wp14="http://schemas.microsoft.com/office/word/2010/wordprocessingDrawing" xmlns:wp="http://schemas.openxmlformats.org/drawingml/2006/wordprocessingDrawing" xmlns:w10="urn:schemas-microsoft-com:office:word" xmlns:w="http://schemas.openxmlformats.org/wordprocessingml/2006/main" xmlns:w14="http://schemas.microsoft.com/office/word/2010/wordml" xmlns:w15="http://schemas.microsoft.com/office/word/2012/wordml" xmlns:wpg="http://schemas.microsoft.com/office/word/2010/wordprocessingGroup" xmlns:wpi="http://schemas.microsoft.com/office/word/2010/wordprocessingInk" xmlns:wne="http://schemas.microsoft.com/office/word/2006/wordml" xmlns:wps="http://schemas.microsoft.com/office/word/2010/wordprocessingShape" mc:Ignorable="w14 w15 wp14">
+  <w:abstractNum w:abstractNumId="0" w15:restartNumberingAfterBreak="0">
     <w:nsid w:val="1F5B1385"/>
     <w:multiLevelType w:val="multilevel"/>
     <w:tmpl w:val="3296333E"/>
@@ -3076,7 +3298,7 @@
       </w:rPr>
     </w:lvl>
   </w:abstractNum>
-  <w:abstractNum w:abstractNumId="1">
+  <w:abstractNum w:abstractNumId="1" w15:restartNumberingAfterBreak="0">
     <w:nsid w:val="38457EB1"/>
     <w:multiLevelType w:val="multilevel"/>
     <w:tmpl w:val="5A8283B0"/>
@@ -3225,7 +3447,7 @@
       </w:rPr>
     </w:lvl>
   </w:abstractNum>
-  <w:abstractNum w:abstractNumId="2">
+  <w:abstractNum w:abstractNumId="2" w15:restartNumberingAfterBreak="0">
     <w:nsid w:val="43085572"/>
     <w:multiLevelType w:val="multilevel"/>
     <w:tmpl w:val="A26C92F2"/>
@@ -3374,7 +3596,7 @@
       </w:rPr>
     </w:lvl>
   </w:abstractNum>
-  <w:abstractNum w:abstractNumId="3">
+  <w:abstractNum w:abstractNumId="3" w15:restartNumberingAfterBreak="0">
     <w:nsid w:val="4FF810B9"/>
     <w:multiLevelType w:val="multilevel"/>
     <w:tmpl w:val="82741CCE"/>
@@ -3523,7 +3745,7 @@
       </w:rPr>
     </w:lvl>
   </w:abstractNum>
-  <w:abstractNum w:abstractNumId="4">
+  <w:abstractNum w:abstractNumId="4" w15:restartNumberingAfterBreak="0">
     <w:nsid w:val="577208A3"/>
     <w:multiLevelType w:val="multilevel"/>
     <w:tmpl w:val="1742B212"/>
@@ -3691,7 +3913,7 @@
 </file>
 
 <file path=word/styles.xml><?xml version="1.0" encoding="utf-8"?>
-<w:styles xmlns:mc="http://schemas.openxmlformats.org/markup-compatibility/2006" xmlns:r="http://schemas.openxmlformats.org/officeDocument/2006/relationships" xmlns:w="http://schemas.openxmlformats.org/wordprocessingml/2006/main" xmlns:w14="http://schemas.microsoft.com/office/word/2010/wordml" mc:Ignorable="w14">
+<w:styles xmlns:mc="http://schemas.openxmlformats.org/markup-compatibility/2006" xmlns:r="http://schemas.openxmlformats.org/officeDocument/2006/relationships" xmlns:w="http://schemas.openxmlformats.org/wordprocessingml/2006/main" xmlns:w14="http://schemas.microsoft.com/office/word/2010/wordml" xmlns:w15="http://schemas.microsoft.com/office/word/2012/wordml" mc:Ignorable="w14 w15">
   <w:docDefaults>
     <w:rPrDefault>
       <w:rPr>
@@ -3709,824 +3931,378 @@
       </w:pPr>
     </w:pPrDefault>
   </w:docDefaults>
-  <w:latentStyles w:defLockedState="0" w:defUIPriority="99" w:defSemiHidden="1" w:defUnhideWhenUsed="1" w:defQFormat="0" w:count="267">
-    <w:lsdException w:name="Normal" w:semiHidden="0" w:uiPriority="0" w:unhideWhenUsed="0" w:qFormat="1"/>
-    <w:lsdException w:name="heading 1" w:semiHidden="0" w:uiPriority="9" w:unhideWhenUsed="0" w:qFormat="1"/>
-    <w:lsdException w:name="heading 2" w:uiPriority="9" w:qFormat="1"/>
-    <w:lsdException w:name="heading 3" w:uiPriority="9" w:qFormat="1"/>
-    <w:lsdException w:name="heading 4" w:uiPriority="9" w:qFormat="1"/>
-    <w:lsdException w:name="heading 5" w:uiPriority="9" w:qFormat="1"/>
-    <w:lsdException w:name="heading 6" w:uiPriority="9" w:qFormat="1"/>
-    <w:lsdException w:name="heading 7" w:uiPriority="9" w:qFormat="1"/>
-    <w:lsdException w:name="heading 8" w:uiPriority="9" w:qFormat="1"/>
-    <w:lsdException w:name="heading 9" w:uiPriority="9" w:qFormat="1"/>
-    <w:lsdException w:name="toc 1" w:uiPriority="39"/>
-    <w:lsdException w:name="toc 2" w:uiPriority="39"/>
-    <w:lsdException w:name="toc 3" w:uiPriority="39"/>
-    <w:lsdException w:name="toc 4" w:uiPriority="39"/>
-    <w:lsdException w:name="toc 5" w:uiPriority="39"/>
-    <w:lsdException w:name="toc 6" w:uiPriority="39"/>
-    <w:lsdException w:name="toc 7" w:uiPriority="39"/>
-    <w:lsdException w:name="toc 8" w:uiPriority="39"/>
-    <w:lsdException w:name="toc 9" w:uiPriority="39"/>
-    <w:lsdException w:name="caption" w:uiPriority="35" w:qFormat="1"/>
-    <w:lsdException w:name="Title" w:semiHidden="0" w:uiPriority="10" w:unhideWhenUsed="0" w:qFormat="1"/>
-    <w:lsdException w:name="Default Paragraph Font" w:uiPriority="1"/>
-    <w:lsdException w:name="Subtitle" w:semiHidden="0" w:uiPriority="11" w:unhideWhenUsed="0" w:qFormat="1"/>
-    <w:lsdException w:name="Strong" w:semiHidden="0" w:uiPriority="22" w:unhideWhenUsed="0" w:qFormat="1"/>
-    <w:lsdException w:name="Emphasis" w:semiHidden="0" w:uiPriority="20" w:unhideWhenUsed="0" w:qFormat="1"/>
-    <w:lsdException w:name="Table Grid" w:semiHidden="0" w:uiPriority="39" w:unhideWhenUsed="0"/>
-    <w:lsdException w:name="Placeholder Text" w:unhideWhenUsed="0"/>
-    <w:lsdException w:name="No Spacing" w:semiHidden="0" w:uiPriority="1" w:unhideWhenUsed="0" w:qFormat="1"/>
-    <w:lsdException w:name="Light Shading" w:semiHidden="0" w:uiPriority="60" w:unhideWhenUsed="0"/>
-    <w:lsdException w:name="Light List" w:semiHidden="0" w:uiPriority="61" w:unhideWhenUsed="0"/>
-    <w:lsdException w:name="Light Grid" w:semiHidden="0" w:uiPriority="62" w:unhideWhenUsed="0"/>
-    <w:lsdException w:name="Medium Shading 1" w:semiHidden="0" w:uiPriority="63" w:unhideWhenUsed="0"/>
-    <w:lsdException w:name="Medium Shading 2" w:semiHidden="0" w:uiPriority="64" w:unhideWhenUsed="0"/>
-    <w:lsdException w:name="Medium List 1" w:semiHidden="0" w:uiPriority="65" w:unhideWhenUsed="0"/>
-    <w:lsdException w:name="Medium List 2" w:semiHidden="0" w:uiPriority="66" w:unhideWhenUsed="0"/>
-    <w:lsdException w:name="Medium Grid 1" w:semiHidden="0" w:uiPriority="67" w:unhideWhenUsed="0"/>
-    <w:lsdException w:name="Medium Grid 2" w:semiHidden="0" w:uiPriority="68" w:unhideWhenUsed="0"/>
-    <w:lsdException w:name="Medium Grid 3" w:semiHidden="0" w:uiPriority="69" w:unhideWhenUsed="0"/>
-    <w:lsdException w:name="Dark List" w:semiHidden="0" w:uiPriority="70" w:unhideWhenUsed="0"/>
-    <w:lsdException w:name="Colorful Shading" w:semiHidden="0" w:uiPriority="71" w:unhideWhenUsed="0"/>
-    <w:lsdException w:name="Colorful List" w:semiHidden="0" w:uiPriority="72" w:unhideWhenUsed="0"/>
-    <w:lsdException w:name="Colorful Grid" w:semiHidden="0" w:uiPriority="73" w:unhideWhenUsed="0"/>
-    <w:lsdException w:name="Light Shading Accent 1" w:semiHidden="0" w:uiPriority="60" w:unhideWhenUsed="0"/>
-    <w:lsdException w:name="Light List Accent 1" w:semiHidden="0" w:uiPriority="61" w:unhideWhenUsed="0"/>
-    <w:lsdException w:name="Light Grid Accent 1" w:semiHidden="0" w:uiPriority="62" w:unhideWhenUsed="0"/>
-    <w:lsdException w:name="Medium Shading 1 Accent 1" w:semiHidden="0" w:uiPriority="63" w:unhideWhenUsed="0"/>
-    <w:lsdException w:name="Medium Shading 2 Accent 1" w:semiHidden="0" w:uiPriority="64" w:unhideWhenUsed="0"/>
-    <w:lsdException w:name="Medium List 1 Accent 1" w:semiHidden="0" w:uiPriority="65" w:unhideWhenUsed="0"/>
-    <w:lsdException w:name="Revision" w:unhideWhenUsed="0"/>
-    <w:lsdException w:name="List Paragraph" w:semiHidden="0" w:uiPriority="34" w:unhideWhenUsed="0" w:qFormat="1"/>
-    <w:lsdException w:name="Quote" w:semiHidden="0" w:uiPriority="29" w:unhideWhenUsed="0" w:qFormat="1"/>
-    <w:lsdException w:name="Intense Quote" w:semiHidden="0" w:uiPriority="30" w:unhideWhenUsed="0" w:qFormat="1"/>
-    <w:lsdException w:name="Medium List 2 Accent 1" w:semiHidden="0" w:uiPriority="66" w:unhideWhenUsed="0"/>
-    <w:lsdException w:name="Medium Grid 1 Accent 1" w:semiHidden="0" w:uiPriority="67" w:unhideWhenUsed="0"/>
-    <w:lsdException w:name="Medium Grid 2 Accent 1" w:semiHidden="0" w:uiPriority="68" w:unhideWhenUsed="0"/>
-    <w:lsdException w:name="Medium Grid 3 Accent 1" w:semiHidden="0" w:uiPriority="69" w:unhideWhenUsed="0"/>
-    <w:lsdException w:name="Dark List Accent 1" w:semiHidden="0" w:uiPriority="70" w:unhideWhenUsed="0"/>
-    <w:lsdException w:name="Colorful Shading Accent 1" w:semiHidden="0" w:uiPriority="71" w:unhideWhenUsed="0"/>
-    <w:lsdException w:name="Colorful List Accent 1" w:semiHidden="0" w:uiPriority="72" w:unhideWhenUsed="0"/>
-    <w:lsdException w:name="Colorful Grid Accent 1" w:semiHidden="0" w:uiPriority="73" w:unhideWhenUsed="0"/>
-    <w:lsdException w:name="Light Shading Accent 2" w:semiHidden="0" w:uiPriority="60" w:unhideWhenUsed="0"/>
-    <w:lsdException w:name="Light List Accent 2" w:semiHidden="0" w:uiPriority="61" w:unhideWhenUsed="0"/>
-    <w:lsdException w:name="Light Grid Accent 2" w:semiHidden="0" w:uiPriority="62" w:unhideWhenUsed="0"/>
-    <w:lsdException w:name="Medium Shading 1 Accent 2" w:semiHidden="0" w:uiPriority="63" w:unhideWhenUsed="0"/>
-    <w:lsdException w:name="Medium Shading 2 Accent 2" w:semiHidden="0" w:uiPriority="64" w:unhideWhenUsed="0"/>
-    <w:lsdException w:name="Medium List 1 Accent 2" w:semiHidden="0" w:uiPriority="65" w:unhideWhenUsed="0"/>
-    <w:lsdException w:name="Medium List 2 Accent 2" w:semiHidden="0" w:uiPriority="66" w:unhideWhenUsed="0"/>
-    <w:lsdException w:name="Medium Grid 1 Accent 2" w:semiHidden="0" w:uiPriority="67" w:unhideWhenUsed="0"/>
-    <w:lsdException w:name="Medium Grid 2 Accent 2" w:semiHidden="0" w:uiPriority="68" w:unhideWhenUsed="0"/>
-    <w:lsdException w:name="Medium Grid 3 Accent 2" w:semiHidden="0" w:uiPriority="69" w:unhideWhenUsed="0"/>
-    <w:lsdException w:name="Dark List Accent 2" w:semiHidden="0" w:uiPriority="70" w:unhideWhenUsed="0"/>
-    <w:lsdException w:name="Colorful Shading Accent 2" w:semiHidden="0" w:uiPriority="71" w:unhideWhenUsed="0"/>
-    <w:lsdException w:name="Colorful List Accent 2" w:semiHidden="0" w:uiPriority="72" w:unhideWhenUsed="0"/>
-    <w:lsdException w:name="Colorful Grid Accent 2" w:semiHidden="0" w:uiPriority="73" w:unhideWhenUsed="0"/>
-    <w:lsdException w:name="Light Shading Accent 3" w:semiHidden="0" w:uiPriority="60" w:unhideWhenUsed="0"/>
-    <w:lsdException w:name="Light List Accent 3" w:semiHidden="0" w:uiPriority="61" w:unhideWhenUsed="0"/>
-    <w:lsdException w:name="Light Grid Accent 3" w:semiHidden="0" w:uiPriority="62" w:unhideWhenUsed="0"/>
-    <w:lsdException w:name="Medium Shading 1 Accent 3" w:semiHidden="0" w:uiPriority="63" w:unhideWhenUsed="0"/>
-    <w:lsdException w:name="Medium Shading 2 Accent 3" w:semiHidden="0" w:uiPriority="64" w:unhideWhenUsed="0"/>
-    <w:lsdException w:name="Medium List 1 Accent 3" w:semiHidden="0" w:uiPriority="65" w:unhideWhenUsed="0"/>
-    <w:lsdException w:name="Medium List 2 Accent 3" w:semiHidden="0" w:uiPriority="66" w:unhideWhenUsed="0"/>
-    <w:lsdException w:name="Medium Grid 1 Accent 3" w:semiHidden="0" w:uiPriority="67" w:unhideWhenUsed="0"/>
-    <w:lsdException w:name="Medium Grid 2 Accent 3" w:semiHidden="0" w:uiPriority="68" w:unhideWhenUsed="0"/>
-    <w:lsdException w:name="Medium Grid 3 Accent 3" w:semiHidden="0" w:uiPriority="69" w:unhideWhenUsed="0"/>
-    <w:lsdException w:name="Dark List Accent 3" w:semiHidden="0" w:uiPriority="70" w:unhideWhenUsed="0"/>
-    <w:lsdException w:name="Colorful Shading Accent 3" w:semiHidden="0" w:uiPriority="71" w:unhideWhenUsed="0"/>
-    <w:lsdException w:name="Colorful List Accent 3" w:semiHidden="0" w:uiPriority="72" w:unhideWhenUsed="0"/>
-    <w:lsdException w:name="Colorful Grid Accent 3" w:semiHidden="0" w:uiPriority="73" w:unhideWhenUsed="0"/>
-    <w:lsdException w:name="Light Shading Accent 4" w:semiHidden="0" w:uiPriority="60" w:unhideWhenUsed="0"/>
-    <w:lsdException w:name="Light List Accent 4" w:semiHidden="0" w:uiPriority="61" w:unhideWhenUsed="0"/>
-    <w:lsdException w:name="Light Grid Accent 4" w:semiHidden="0" w:uiPriority="62" w:unhideWhenUsed="0"/>
-    <w:lsdException w:name="Medium Shading 1 Accent 4" w:semiHidden="0" w:uiPriority="63" w:unhideWhenUsed="0"/>
-    <w:lsdException w:name="Medium Shading 2 Accent 4" w:semiHidden="0" w:uiPriority="64" w:unhideWhenUsed="0"/>
-    <w:lsdException w:name="Medium List 1 Accent 4" w:semiHidden="0" w:uiPriority="65" w:unhideWhenUsed="0"/>
-    <w:lsdException w:name="Medium List 2 Accent 4" w:semiHidden="0" w:uiPriority="66" w:unhideWhenUsed="0"/>
-    <w:lsdException w:name="Medium Grid 1 Accent 4" w:semiHidden="0" w:uiPriority="67" w:unhideWhenUsed="0"/>
-    <w:lsdException w:name="Medium Grid 2 Accent 4" w:semiHidden="0" w:uiPriority="68" w:unhideWhenUsed="0"/>
-    <w:lsdException w:name="Medium Grid 3 Accent 4" w:semiHidden="0" w:uiPriority="69" w:unhideWhenUsed="0"/>
-    <w:lsdException w:name="Dark List Accent 4" w:semiHidden="0" w:uiPriority="70" w:unhideWhenUsed="0"/>
-    <w:lsdException w:name="Colorful Shading Accent 4" w:semiHidden="0" w:uiPriority="71" w:unhideWhenUsed="0"/>
-    <w:lsdException w:name="Colorful List Accent 4" w:semiHidden="0" w:uiPriority="72" w:unhideWhenUsed="0"/>
-    <w:lsdException w:name="Colorful Grid Accent 4" w:semiHidden="0" w:uiPriority="73" w:unhideWhenUsed="0"/>
-    <w:lsdException w:name="Light Shading Accent 5" w:semiHidden="0" w:uiPriority="60" w:unhideWhenUsed="0"/>
-    <w:lsdException w:name="Light List Accent 5" w:semiHidden="0" w:uiPriority="61" w:unhideWhenUsed="0"/>
-    <w:lsdException w:name="Light Grid Accent 5" w:semiHidden="0" w:uiPriority="62" w:unhideWhenUsed="0"/>
-    <w:lsdException w:name="Medium Shading 1 Accent 5" w:semiHidden="0" w:uiPriority="63" w:unhideWhenUsed="0"/>
-    <w:lsdException w:name="Medium Shading 2 Accent 5" w:semiHidden="0" w:uiPriority="64" w:unhideWhenUsed="0"/>
-    <w:lsdException w:name="Medium List 1 Accent 5" w:semiHidden="0" w:uiPriority="65" w:unhideWhenUsed="0"/>
-    <w:lsdException w:name="Medium List 2 Accent 5" w:semiHidden="0" w:uiPriority="66" w:unhideWhenUsed="0"/>
-    <w:lsdException w:name="Medium Grid 1 Accent 5" w:semiHidden="0" w:uiPriority="67" w:unhideWhenUsed="0"/>
-    <w:lsdException w:name="Medium Grid 2 Accent 5" w:semiHidden="0" w:uiPriority="68" w:unhideWhenUsed="0"/>
-    <w:lsdException w:name="Medium Grid 3 Accent 5" w:semiHidden="0" w:uiPriority="69" w:unhideWhenUsed="0"/>
-    <w:lsdException w:name="Dark List Accent 5" w:semiHidden="0" w:uiPriority="70" w:unhideWhenUsed="0"/>
-    <w:lsdException w:name="Colorful Shading Accent 5" w:semiHidden="0" w:uiPriority="71" w:unhideWhenUsed="0"/>
-    <w:lsdException w:name="Colorful List Accent 5" w:semiHidden="0" w:uiPriority="72" w:unhideWhenUsed="0"/>
-    <w:lsdException w:name="Colorful Grid Accent 5" w:semiHidden="0" w:uiPriority="73" w:unhideWhenUsed="0"/>
-    <w:lsdException w:name="Light Shading Accent 6" w:semiHidden="0" w:uiPriority="60" w:unhideWhenUsed="0"/>
-    <w:lsdException w:name="Light List Accent 6" w:semiHidden="0" w:uiPriority="61" w:unhideWhenUsed="0"/>
-    <w:lsdException w:name="Light Grid Accent 6" w:semiHidden="0" w:uiPriority="62" w:unhideWhenUsed="0"/>
-    <w:lsdException w:name="Medium Shading 1 Accent 6" w:semiHidden="0" w:uiPriority="63" w:unhideWhenUsed="0"/>
-    <w:lsdException w:name="Medium Shading 2 Accent 6" w:semiHidden="0" w:uiPriority="64" w:unhideWhenUsed="0"/>
-    <w:lsdException w:name="Medium List 1 Accent 6" w:semiHidden="0" w:uiPriority="65" w:unhideWhenUsed="0"/>
-    <w:lsdException w:name="Medium List 2 Accent 6" w:semiHidden="0" w:uiPriority="66" w:unhideWhenUsed="0"/>
-    <w:lsdException w:name="Medium Grid 1 Accent 6" w:semiHidden="0" w:uiPriority="67" w:unhideWhenUsed="0"/>
-    <w:lsdException w:name="Medium Grid 2 Accent 6" w:semiHidden="0" w:uiPriority="68" w:unhideWhenUsed="0"/>
-    <w:lsdException w:name="Medium Grid 3 Accent 6" w:semiHidden="0" w:uiPriority="69" w:unhideWhenUsed="0"/>
-    <w:lsdException w:name="Dark List Accent 6" w:semiHidden="0" w:uiPriority="70" w:unhideWhenUsed="0"/>
-    <w:lsdException w:name="Colorful Shading Accent 6" w:semiHidden="0" w:uiPriority="71" w:unhideWhenUsed="0"/>
-    <w:lsdException w:name="Colorful List Accent 6" w:semiHidden="0" w:uiPriority="72" w:unhideWhenUsed="0"/>
-    <w:lsdException w:name="Colorful Grid Accent 6" w:semiHidden="0" w:uiPriority="73" w:unhideWhenUsed="0"/>
-    <w:lsdException w:name="Subtle Emphasis" w:semiHidden="0" w:uiPriority="19" w:unhideWhenUsed="0" w:qFormat="1"/>
-    <w:lsdException w:name="Intense Emphasis" w:semiHidden="0" w:uiPriority="21" w:unhideWhenUsed="0" w:qFormat="1"/>
-    <w:lsdException w:name="Subtle Reference" w:semiHidden="0" w:uiPriority="31" w:unhideWhenUsed="0" w:qFormat="1"/>
-    <w:lsdException w:name="Intense Reference" w:semiHidden="0" w:uiPriority="32" w:unhideWhenUsed="0" w:qFormat="1"/>
-    <w:lsdException w:name="Book Title" w:semiHidden="0" w:uiPriority="33" w:unhideWhenUsed="0" w:qFormat="1"/>
-    <w:lsdException w:name="Bibliography" w:uiPriority="37"/>
-    <w:lsdException w:name="TOC Heading" w:uiPriority="39" w:qFormat="1"/>
-  </w:latentStyles>
-  <w:style w:type="paragraph" w:default="1" w:styleId="a">
-    <w:name w:val="Normal"/>
-    <w:qFormat/>
-    <w:pPr>
-      <w:widowControl w:val="0"/>
-      <w:wordWrap w:val="0"/>
-      <w:autoSpaceDE w:val="0"/>
-      <w:autoSpaceDN w:val="0"/>
-    </w:pPr>
-  </w:style>
-  <w:style w:type="paragraph" w:styleId="1">
-    <w:name w:val="heading 1"/>
-    <w:basedOn w:val="a"/>
-    <w:next w:val="a"/>
-    <w:link w:val="1Char"/>
-    <w:uiPriority w:val="9"/>
-    <w:qFormat/>
-    <w:rsid w:val="007641D8"/>
-    <w:pPr>
-      <w:keepNext/>
-      <w:keepLines/>
-      <w:spacing w:before="280" w:after="80"/>
-      <w:outlineLvl w:val="0"/>
-    </w:pPr>
-    <w:rPr>
-      <w:rFonts w:asciiTheme="majorHAnsi" w:eastAsiaTheme="majorEastAsia" w:hAnsiTheme="majorHAnsi" w:cstheme="majorBidi"/>
-      <w:color w:val="000000" w:themeColor="text1"/>
-      <w:sz w:val="32"/>
-      <w:szCs w:val="32"/>
-    </w:rPr>
-  </w:style>
-  <w:style w:type="paragraph" w:styleId="2">
-    <w:name w:val="heading 2"/>
-    <w:basedOn w:val="a"/>
-    <w:next w:val="a"/>
-    <w:link w:val="2Char"/>
-    <w:uiPriority w:val="9"/>
-    <w:semiHidden/>
-    <w:unhideWhenUsed/>
-    <w:qFormat/>
-    <w:rsid w:val="007641D8"/>
-    <w:pPr>
-      <w:keepNext/>
-      <w:keepLines/>
-      <w:spacing w:before="160" w:after="80"/>
-      <w:outlineLvl w:val="1"/>
-    </w:pPr>
-    <w:rPr>
-      <w:rFonts w:asciiTheme="majorHAnsi" w:eastAsiaTheme="majorEastAsia" w:hAnsiTheme="majorHAnsi" w:cstheme="majorBidi"/>
-      <w:color w:val="000000" w:themeColor="text1"/>
-      <w:sz w:val="28"/>
-      <w:szCs w:val="28"/>
-    </w:rPr>
-  </w:style>
-  <w:style w:type="paragraph" w:styleId="3">
-    <w:name w:val="heading 3"/>
-    <w:basedOn w:val="a"/>
-    <w:next w:val="a"/>
-    <w:link w:val="3Char"/>
-    <w:uiPriority w:val="9"/>
-    <w:semiHidden/>
-    <w:unhideWhenUsed/>
-    <w:qFormat/>
-    <w:rsid w:val="007641D8"/>
-    <w:pPr>
-      <w:keepNext/>
-      <w:keepLines/>
-      <w:spacing w:before="160" w:after="80"/>
-      <w:outlineLvl w:val="2"/>
-    </w:pPr>
-    <w:rPr>
-      <w:rFonts w:asciiTheme="majorHAnsi" w:eastAsiaTheme="majorEastAsia" w:hAnsiTheme="majorHAnsi" w:cstheme="majorBidi"/>
-      <w:color w:val="000000" w:themeColor="text1"/>
-      <w:sz w:val="24"/>
-    </w:rPr>
-  </w:style>
-  <w:style w:type="paragraph" w:styleId="4">
-    <w:name w:val="heading 4"/>
-    <w:basedOn w:val="a"/>
-    <w:next w:val="a"/>
-    <w:link w:val="4Char"/>
-    <w:uiPriority w:val="9"/>
-    <w:semiHidden/>
-    <w:unhideWhenUsed/>
-    <w:qFormat/>
-    <w:rsid w:val="007641D8"/>
-    <w:pPr>
-      <w:keepNext/>
-      <w:keepLines/>
-      <w:spacing w:before="80" w:after="40"/>
-      <w:outlineLvl w:val="3"/>
-    </w:pPr>
-    <w:rPr>
-      <w:rFonts w:asciiTheme="majorHAnsi" w:eastAsiaTheme="majorEastAsia" w:hAnsiTheme="majorHAnsi" w:cstheme="majorBidi"/>
-      <w:color w:val="000000" w:themeColor="text1"/>
-    </w:rPr>
-  </w:style>
-  <w:style w:type="paragraph" w:styleId="5">
-    <w:name w:val="heading 5"/>
-    <w:basedOn w:val="a"/>
-    <w:next w:val="a"/>
-    <w:link w:val="5Char"/>
-    <w:uiPriority w:val="9"/>
-    <w:semiHidden/>
-    <w:unhideWhenUsed/>
-    <w:qFormat/>
-    <w:rsid w:val="007641D8"/>
-    <w:pPr>
-      <w:keepNext/>
-      <w:keepLines/>
-      <w:spacing w:before="80" w:after="40"/>
-      <w:ind w:leftChars="100" w:left="100"/>
-      <w:outlineLvl w:val="4"/>
-    </w:pPr>
-    <w:rPr>
-      <w:rFonts w:asciiTheme="majorHAnsi" w:eastAsiaTheme="majorEastAsia" w:hAnsiTheme="majorHAnsi" w:cstheme="majorBidi"/>
-      <w:color w:val="000000" w:themeColor="text1"/>
-    </w:rPr>
-  </w:style>
-  <w:style w:type="paragraph" w:styleId="6">
-    <w:name w:val="heading 6"/>
-    <w:basedOn w:val="a"/>
-    <w:next w:val="a"/>
-    <w:link w:val="6Char"/>
-    <w:uiPriority w:val="9"/>
-    <w:semiHidden/>
-    <w:unhideWhenUsed/>
-    <w:qFormat/>
-    <w:rsid w:val="007641D8"/>
-    <w:pPr>
-      <w:keepNext/>
-      <w:keepLines/>
-      <w:spacing w:before="80" w:after="40"/>
-      <w:ind w:leftChars="200" w:left="200"/>
-      <w:outlineLvl w:val="5"/>
-    </w:pPr>
-    <w:rPr>
-      <w:rFonts w:asciiTheme="majorHAnsi" w:eastAsiaTheme="majorEastAsia" w:hAnsiTheme="majorHAnsi" w:cstheme="majorBidi"/>
-      <w:color w:val="000000" w:themeColor="text1"/>
-    </w:rPr>
-  </w:style>
-  <w:style w:type="paragraph" w:styleId="7">
-    <w:name w:val="heading 7"/>
-    <w:basedOn w:val="a"/>
-    <w:next w:val="a"/>
-    <w:link w:val="7Char"/>
-    <w:uiPriority w:val="9"/>
-    <w:semiHidden/>
-    <w:unhideWhenUsed/>
-    <w:qFormat/>
-    <w:rsid w:val="007641D8"/>
-    <w:pPr>
-      <w:keepNext/>
-      <w:keepLines/>
-      <w:spacing w:before="80" w:after="40"/>
-      <w:ind w:leftChars="300" w:left="300"/>
-      <w:outlineLvl w:val="6"/>
-    </w:pPr>
-    <w:rPr>
-      <w:rFonts w:asciiTheme="majorHAnsi" w:eastAsiaTheme="majorEastAsia" w:hAnsiTheme="majorHAnsi" w:cstheme="majorBidi"/>
-      <w:color w:val="000000" w:themeColor="text1"/>
-    </w:rPr>
-  </w:style>
-  <w:style w:type="paragraph" w:styleId="8">
-    <w:name w:val="heading 8"/>
-    <w:basedOn w:val="a"/>
-    <w:next w:val="a"/>
-    <w:link w:val="8Char"/>
-    <w:uiPriority w:val="9"/>
-    <w:semiHidden/>
-    <w:unhideWhenUsed/>
-    <w:qFormat/>
-    <w:rsid w:val="007641D8"/>
-    <w:pPr>
-      <w:keepNext/>
-      <w:keepLines/>
-      <w:spacing w:before="80" w:after="40"/>
-      <w:ind w:leftChars="400" w:left="400"/>
-      <w:outlineLvl w:val="7"/>
-    </w:pPr>
-    <w:rPr>
-      <w:rFonts w:asciiTheme="majorHAnsi" w:eastAsiaTheme="majorEastAsia" w:hAnsiTheme="majorHAnsi" w:cstheme="majorBidi"/>
-      <w:color w:val="000000" w:themeColor="text1"/>
-    </w:rPr>
-  </w:style>
-  <w:style w:type="paragraph" w:styleId="9">
-    <w:name w:val="heading 9"/>
-    <w:basedOn w:val="a"/>
-    <w:next w:val="a"/>
-    <w:link w:val="9Char"/>
-    <w:uiPriority w:val="9"/>
-    <w:semiHidden/>
-    <w:unhideWhenUsed/>
-    <w:qFormat/>
-    <w:rsid w:val="007641D8"/>
-    <w:pPr>
-      <w:keepNext/>
-      <w:keepLines/>
-      <w:spacing w:before="80" w:after="40"/>
-      <w:ind w:leftChars="500" w:left="500"/>
-      <w:outlineLvl w:val="8"/>
-    </w:pPr>
-    <w:rPr>
-      <w:rFonts w:asciiTheme="majorHAnsi" w:eastAsiaTheme="majorEastAsia" w:hAnsiTheme="majorHAnsi" w:cstheme="majorBidi"/>
-      <w:color w:val="000000" w:themeColor="text1"/>
-    </w:rPr>
-  </w:style>
-  <w:style w:type="character" w:default="1" w:styleId="a0">
-    <w:name w:val="Default Paragraph Font"/>
-    <w:uiPriority w:val="1"/>
-    <w:semiHidden/>
-    <w:unhideWhenUsed/>
-  </w:style>
-  <w:style w:type="table" w:default="1" w:styleId="a1">
-    <w:name w:val="Normal Table"/>
-    <w:uiPriority w:val="99"/>
-    <w:semiHidden/>
-    <w:unhideWhenUsed/>
-    <w:tblPr>
-      <w:tblInd w:w="0" w:type="dxa"/>
-      <w:tblCellMar>
-        <w:top w:w="0" w:type="dxa"/>
-        <w:left w:w="108" w:type="dxa"/>
-        <w:bottom w:w="0" w:type="dxa"/>
-        <w:right w:w="108" w:type="dxa"/>
-      </w:tblCellMar>
-    </w:tblPr>
-  </w:style>
-  <w:style w:type="numbering" w:default="1" w:styleId="a2">
-    <w:name w:val="No List"/>
-    <w:uiPriority w:val="99"/>
-    <w:semiHidden/>
-    <w:unhideWhenUsed/>
-  </w:style>
-  <w:style w:type="character" w:customStyle="1" w:styleId="1Char">
-    <w:name w:val="제목 1 Char"/>
-    <w:basedOn w:val="a0"/>
-    <w:link w:val="1"/>
-    <w:uiPriority w:val="9"/>
-    <w:rsid w:val="007641D8"/>
-    <w:rPr>
-      <w:rFonts w:asciiTheme="majorHAnsi" w:eastAsiaTheme="majorEastAsia" w:hAnsiTheme="majorHAnsi" w:cstheme="majorBidi"/>
-      <w:color w:val="000000" w:themeColor="text1"/>
-      <w:sz w:val="32"/>
-      <w:szCs w:val="32"/>
-    </w:rPr>
-  </w:style>
-  <w:style w:type="character" w:customStyle="1" w:styleId="2Char">
-    <w:name w:val="제목 2 Char"/>
-    <w:basedOn w:val="a0"/>
-    <w:link w:val="2"/>
-    <w:uiPriority w:val="9"/>
-    <w:semiHidden/>
-    <w:rsid w:val="007641D8"/>
-    <w:rPr>
-      <w:rFonts w:asciiTheme="majorHAnsi" w:eastAsiaTheme="majorEastAsia" w:hAnsiTheme="majorHAnsi" w:cstheme="majorBidi"/>
-      <w:color w:val="000000" w:themeColor="text1"/>
-      <w:sz w:val="28"/>
-      <w:szCs w:val="28"/>
-    </w:rPr>
-  </w:style>
-  <w:style w:type="character" w:customStyle="1" w:styleId="3Char">
-    <w:name w:val="제목 3 Char"/>
-    <w:basedOn w:val="a0"/>
-    <w:link w:val="3"/>
-    <w:uiPriority w:val="9"/>
-    <w:semiHidden/>
-    <w:rsid w:val="007641D8"/>
-    <w:rPr>
-      <w:rFonts w:asciiTheme="majorHAnsi" w:eastAsiaTheme="majorEastAsia" w:hAnsiTheme="majorHAnsi" w:cstheme="majorBidi"/>
-      <w:color w:val="000000" w:themeColor="text1"/>
-      <w:sz w:val="24"/>
-    </w:rPr>
-  </w:style>
-  <w:style w:type="character" w:customStyle="1" w:styleId="4Char">
-    <w:name w:val="제목 4 Char"/>
-    <w:basedOn w:val="a0"/>
-    <w:link w:val="4"/>
-    <w:uiPriority w:val="9"/>
-    <w:semiHidden/>
-    <w:rsid w:val="007641D8"/>
-    <w:rPr>
-      <w:rFonts w:asciiTheme="majorHAnsi" w:eastAsiaTheme="majorEastAsia" w:hAnsiTheme="majorHAnsi" w:cstheme="majorBidi"/>
-      <w:color w:val="000000" w:themeColor="text1"/>
-    </w:rPr>
-  </w:style>
-  <w:style w:type="character" w:customStyle="1" w:styleId="5Char">
-    <w:name w:val="제목 5 Char"/>
-    <w:basedOn w:val="a0"/>
-    <w:link w:val="5"/>
-    <w:uiPriority w:val="9"/>
-    <w:semiHidden/>
-    <w:rsid w:val="007641D8"/>
-    <w:rPr>
-      <w:rFonts w:asciiTheme="majorHAnsi" w:eastAsiaTheme="majorEastAsia" w:hAnsiTheme="majorHAnsi" w:cstheme="majorBidi"/>
-      <w:color w:val="000000" w:themeColor="text1"/>
-    </w:rPr>
-  </w:style>
-  <w:style w:type="character" w:customStyle="1" w:styleId="6Char">
-    <w:name w:val="제목 6 Char"/>
-    <w:basedOn w:val="a0"/>
-    <w:link w:val="6"/>
-    <w:uiPriority w:val="9"/>
-    <w:semiHidden/>
-    <w:rsid w:val="007641D8"/>
-    <w:rPr>
-      <w:rFonts w:asciiTheme="majorHAnsi" w:eastAsiaTheme="majorEastAsia" w:hAnsiTheme="majorHAnsi" w:cstheme="majorBidi"/>
-      <w:color w:val="000000" w:themeColor="text1"/>
-    </w:rPr>
-  </w:style>
-  <w:style w:type="character" w:customStyle="1" w:styleId="7Char">
-    <w:name w:val="제목 7 Char"/>
-    <w:basedOn w:val="a0"/>
-    <w:link w:val="7"/>
-    <w:uiPriority w:val="9"/>
-    <w:semiHidden/>
-    <w:rsid w:val="007641D8"/>
-    <w:rPr>
-      <w:rFonts w:asciiTheme="majorHAnsi" w:eastAsiaTheme="majorEastAsia" w:hAnsiTheme="majorHAnsi" w:cstheme="majorBidi"/>
-      <w:color w:val="000000" w:themeColor="text1"/>
-    </w:rPr>
-  </w:style>
-  <w:style w:type="character" w:customStyle="1" w:styleId="8Char">
-    <w:name w:val="제목 8 Char"/>
-    <w:basedOn w:val="a0"/>
-    <w:link w:val="8"/>
-    <w:uiPriority w:val="9"/>
-    <w:semiHidden/>
-    <w:rsid w:val="007641D8"/>
-    <w:rPr>
-      <w:rFonts w:asciiTheme="majorHAnsi" w:eastAsiaTheme="majorEastAsia" w:hAnsiTheme="majorHAnsi" w:cstheme="majorBidi"/>
-      <w:color w:val="000000" w:themeColor="text1"/>
-    </w:rPr>
-  </w:style>
-  <w:style w:type="character" w:customStyle="1" w:styleId="9Char">
-    <w:name w:val="제목 9 Char"/>
-    <w:basedOn w:val="a0"/>
-    <w:link w:val="9"/>
-    <w:uiPriority w:val="9"/>
-    <w:semiHidden/>
-    <w:rsid w:val="007641D8"/>
-    <w:rPr>
-      <w:rFonts w:asciiTheme="majorHAnsi" w:eastAsiaTheme="majorEastAsia" w:hAnsiTheme="majorHAnsi" w:cstheme="majorBidi"/>
-      <w:color w:val="000000" w:themeColor="text1"/>
-    </w:rPr>
-  </w:style>
-  <w:style w:type="paragraph" w:styleId="a3">
-    <w:name w:val="Title"/>
-    <w:basedOn w:val="a"/>
-    <w:next w:val="a"/>
-    <w:link w:val="Char"/>
-    <w:uiPriority w:val="10"/>
-    <w:qFormat/>
-    <w:rsid w:val="007641D8"/>
-    <w:pPr>
-      <w:spacing w:after="80"/>
-      <w:contextualSpacing/>
-      <w:jc w:val="center"/>
-    </w:pPr>
-    <w:rPr>
-      <w:rFonts w:asciiTheme="majorHAnsi" w:eastAsiaTheme="majorEastAsia" w:hAnsiTheme="majorHAnsi" w:cstheme="majorBidi"/>
-      <w:spacing w:val="-10"/>
-      <w:kern w:val="28"/>
-      <w:sz w:val="56"/>
-      <w:szCs w:val="56"/>
-    </w:rPr>
-  </w:style>
-  <w:style w:type="character" w:customStyle="1" w:styleId="Char">
-    <w:name w:val="제목 Char"/>
-    <w:basedOn w:val="a0"/>
-    <w:link w:val="a3"/>
-    <w:uiPriority w:val="10"/>
-    <w:rsid w:val="007641D8"/>
-    <w:rPr>
-      <w:rFonts w:asciiTheme="majorHAnsi" w:eastAsiaTheme="majorEastAsia" w:hAnsiTheme="majorHAnsi" w:cstheme="majorBidi"/>
-      <w:spacing w:val="-10"/>
-      <w:kern w:val="28"/>
-      <w:sz w:val="56"/>
-      <w:szCs w:val="56"/>
-    </w:rPr>
-  </w:style>
-  <w:style w:type="paragraph" w:styleId="a4">
-    <w:name w:val="Subtitle"/>
-    <w:basedOn w:val="a"/>
-    <w:next w:val="a"/>
-    <w:link w:val="Char0"/>
-    <w:uiPriority w:val="11"/>
-    <w:qFormat/>
-    <w:rsid w:val="007641D8"/>
-    <w:pPr>
-      <w:numPr>
-        <w:ilvl w:val="1"/>
-      </w:numPr>
-      <w:jc w:val="center"/>
-    </w:pPr>
-    <w:rPr>
-      <w:rFonts w:asciiTheme="majorHAnsi" w:eastAsiaTheme="majorEastAsia" w:hAnsiTheme="majorHAnsi" w:cstheme="majorBidi"/>
-      <w:color w:val="595959" w:themeColor="text1" w:themeTint="A6"/>
-      <w:spacing w:val="15"/>
-      <w:sz w:val="28"/>
-      <w:szCs w:val="28"/>
-    </w:rPr>
-  </w:style>
-  <w:style w:type="character" w:customStyle="1" w:styleId="Char0">
-    <w:name w:val="부제 Char"/>
-    <w:basedOn w:val="a0"/>
-    <w:link w:val="a4"/>
-    <w:uiPriority w:val="11"/>
-    <w:rsid w:val="007641D8"/>
-    <w:rPr>
-      <w:rFonts w:asciiTheme="majorHAnsi" w:eastAsiaTheme="majorEastAsia" w:hAnsiTheme="majorHAnsi" w:cstheme="majorBidi"/>
-      <w:color w:val="595959" w:themeColor="text1" w:themeTint="A6"/>
-      <w:spacing w:val="15"/>
-      <w:sz w:val="28"/>
-      <w:szCs w:val="28"/>
-    </w:rPr>
-  </w:style>
-  <w:style w:type="paragraph" w:styleId="a5">
-    <w:name w:val="Quote"/>
-    <w:basedOn w:val="a"/>
-    <w:next w:val="a"/>
-    <w:link w:val="Char1"/>
-    <w:uiPriority w:val="29"/>
-    <w:qFormat/>
-    <w:rsid w:val="007641D8"/>
-    <w:pPr>
-      <w:spacing w:before="160"/>
-      <w:jc w:val="center"/>
-    </w:pPr>
-    <w:rPr>
-      <w:i/>
-      <w:iCs/>
-      <w:color w:val="404040" w:themeColor="text1" w:themeTint="BF"/>
-    </w:rPr>
-  </w:style>
-  <w:style w:type="character" w:customStyle="1" w:styleId="Char1">
-    <w:name w:val="인용 Char"/>
-    <w:basedOn w:val="a0"/>
-    <w:link w:val="a5"/>
-    <w:uiPriority w:val="29"/>
-    <w:rsid w:val="007641D8"/>
-    <w:rPr>
-      <w:i/>
-      <w:iCs/>
-      <w:color w:val="404040" w:themeColor="text1" w:themeTint="BF"/>
-    </w:rPr>
-  </w:style>
-  <w:style w:type="paragraph" w:styleId="a6">
-    <w:name w:val="List Paragraph"/>
-    <w:basedOn w:val="a"/>
-    <w:uiPriority w:val="34"/>
-    <w:qFormat/>
-    <w:rsid w:val="007641D8"/>
-    <w:pPr>
-      <w:ind w:left="720"/>
-      <w:contextualSpacing/>
-    </w:pPr>
-  </w:style>
-  <w:style w:type="character" w:styleId="a7">
-    <w:name w:val="Intense Emphasis"/>
-    <w:basedOn w:val="a0"/>
-    <w:uiPriority w:val="21"/>
-    <w:qFormat/>
-    <w:rsid w:val="007641D8"/>
-    <w:rPr>
-      <w:i/>
-      <w:iCs/>
-      <w:color w:val="0F4761" w:themeColor="accent1" w:themeShade="BF"/>
-    </w:rPr>
-  </w:style>
-  <w:style w:type="paragraph" w:styleId="a8">
-    <w:name w:val="Intense Quote"/>
-    <w:basedOn w:val="a"/>
-    <w:next w:val="a"/>
-    <w:link w:val="Char2"/>
-    <w:uiPriority w:val="30"/>
-    <w:qFormat/>
-    <w:rsid w:val="007641D8"/>
-    <w:pPr>
-      <w:pBdr>
-        <w:top w:val="single" w:sz="4" w:space="10" w:color="0F4761" w:themeColor="accent1" w:themeShade="BF"/>
-        <w:bottom w:val="single" w:sz="4" w:space="10" w:color="0F4761" w:themeColor="accent1" w:themeShade="BF"/>
-      </w:pBdr>
-      <w:spacing w:before="360" w:after="360"/>
-      <w:ind w:left="864" w:right="864"/>
-      <w:jc w:val="center"/>
-    </w:pPr>
-    <w:rPr>
-      <w:i/>
-      <w:iCs/>
-      <w:color w:val="0F4761" w:themeColor="accent1" w:themeShade="BF"/>
-    </w:rPr>
-  </w:style>
-  <w:style w:type="character" w:customStyle="1" w:styleId="Char2">
-    <w:name w:val="강한 인용 Char"/>
-    <w:basedOn w:val="a0"/>
-    <w:link w:val="a8"/>
-    <w:uiPriority w:val="30"/>
-    <w:rsid w:val="007641D8"/>
-    <w:rPr>
-      <w:i/>
-      <w:iCs/>
-      <w:color w:val="0F4761" w:themeColor="accent1" w:themeShade="BF"/>
-    </w:rPr>
-  </w:style>
-  <w:style w:type="character" w:styleId="a9">
-    <w:name w:val="Intense Reference"/>
-    <w:basedOn w:val="a0"/>
-    <w:uiPriority w:val="32"/>
-    <w:qFormat/>
-    <w:rsid w:val="007641D8"/>
-    <w:rPr>
-      <w:b/>
-      <w:bCs/>
-      <w:smallCaps/>
-      <w:color w:val="0F4761" w:themeColor="accent1" w:themeShade="BF"/>
-      <w:spacing w:val="5"/>
-    </w:rPr>
-  </w:style>
-</w:styles>
-</file>
-
-<file path=word/stylesWithEffects.xml><?xml version="1.0" encoding="utf-8"?>
-<w:styles xmlns:wpc="http://schemas.microsoft.com/office/word/2010/wordprocessingCanvas" xmlns:mc="http://schemas.openxmlformats.org/markup-compatibility/2006" xmlns:o="urn:schemas-microsoft-com:office:office" xmlns:r="http://schemas.openxmlformats.org/officeDocument/2006/relationships" xmlns:m="http://schemas.openxmlformats.org/officeDocument/2006/math" xmlns:v="urn:schemas-microsoft-com:vml" xmlns:wp14="http://schemas.microsoft.com/office/word/2010/wordprocessingDrawing" xmlns:wp="http://schemas.openxmlformats.org/drawingml/2006/wordprocessingDrawing" xmlns:w10="urn:schemas-microsoft-com:office:word" xmlns:w="http://schemas.openxmlformats.org/wordprocessingml/2006/main" xmlns:w14="http://schemas.microsoft.com/office/word/2010/wordml" xmlns:wpg="http://schemas.microsoft.com/office/word/2010/wordprocessingGroup" xmlns:wpi="http://schemas.microsoft.com/office/word/2010/wordprocessingInk" xmlns:wne="http://schemas.microsoft.com/office/word/2006/wordml" xmlns:wps="http://schemas.microsoft.com/office/word/2010/wordprocessingShape" mc:Ignorable="w14 wp14">
-  <w:docDefaults>
-    <w:rPrDefault>
-      <w:rPr>
-        <w:rFonts w:asciiTheme="minorEastAsia" w:eastAsiaTheme="minorEastAsia" w:hAnsiTheme="minorHAnsi" w:cstheme="minorBidi"/>
-        <w:kern w:val="2"/>
-        <w:sz w:val="22"/>
-        <w:szCs w:val="24"/>
-        <w:lang w:val="en-US" w:eastAsia="ko-KR" w:bidi="ar-SA"/>
-        <w14:ligatures w14:val="standardContextual"/>
-      </w:rPr>
-    </w:rPrDefault>
-    <w:pPrDefault>
-      <w:pPr>
-        <w:spacing w:after="160"/>
-      </w:pPr>
-    </w:pPrDefault>
-  </w:docDefaults>
-  <w:latentStyles w:defLockedState="0" w:defUIPriority="99" w:defSemiHidden="1" w:defUnhideWhenUsed="1" w:defQFormat="0" w:count="267">
-    <w:lsdException w:name="Normal" w:semiHidden="0" w:uiPriority="0" w:unhideWhenUsed="0" w:qFormat="1"/>
-    <w:lsdException w:name="heading 1" w:semiHidden="0" w:uiPriority="9" w:unhideWhenUsed="0" w:qFormat="1"/>
-    <w:lsdException w:name="heading 2" w:uiPriority="9" w:qFormat="1"/>
-    <w:lsdException w:name="heading 3" w:uiPriority="9" w:qFormat="1"/>
-    <w:lsdException w:name="heading 4" w:uiPriority="9" w:qFormat="1"/>
-    <w:lsdException w:name="heading 5" w:uiPriority="9" w:qFormat="1"/>
-    <w:lsdException w:name="heading 6" w:uiPriority="9" w:qFormat="1"/>
-    <w:lsdException w:name="heading 7" w:uiPriority="9" w:qFormat="1"/>
-    <w:lsdException w:name="heading 8" w:uiPriority="9" w:qFormat="1"/>
-    <w:lsdException w:name="heading 9" w:uiPriority="9" w:qFormat="1"/>
-    <w:lsdException w:name="toc 1" w:uiPriority="39"/>
-    <w:lsdException w:name="toc 2" w:uiPriority="39"/>
-    <w:lsdException w:name="toc 3" w:uiPriority="39"/>
-    <w:lsdException w:name="toc 4" w:uiPriority="39"/>
-    <w:lsdException w:name="toc 5" w:uiPriority="39"/>
-    <w:lsdException w:name="toc 6" w:uiPriority="39"/>
-    <w:lsdException w:name="toc 7" w:uiPriority="39"/>
-    <w:lsdException w:name="toc 8" w:uiPriority="39"/>
-    <w:lsdException w:name="toc 9" w:uiPriority="39"/>
-    <w:lsdException w:name="caption" w:uiPriority="35" w:qFormat="1"/>
-    <w:lsdException w:name="Title" w:semiHidden="0" w:uiPriority="10" w:unhideWhenUsed="0" w:qFormat="1"/>
-    <w:lsdException w:name="Default Paragraph Font" w:uiPriority="1"/>
-    <w:lsdException w:name="Subtitle" w:semiHidden="0" w:uiPriority="11" w:unhideWhenUsed="0" w:qFormat="1"/>
-    <w:lsdException w:name="Strong" w:semiHidden="0" w:uiPriority="22" w:unhideWhenUsed="0" w:qFormat="1"/>
-    <w:lsdException w:name="Emphasis" w:semiHidden="0" w:uiPriority="20" w:unhideWhenUsed="0" w:qFormat="1"/>
-    <w:lsdException w:name="Table Grid" w:semiHidden="0" w:uiPriority="39" w:unhideWhenUsed="0"/>
-    <w:lsdException w:name="Placeholder Text" w:unhideWhenUsed="0"/>
-    <w:lsdException w:name="No Spacing" w:semiHidden="0" w:uiPriority="1" w:unhideWhenUsed="0" w:qFormat="1"/>
-    <w:lsdException w:name="Light Shading" w:semiHidden="0" w:uiPriority="60" w:unhideWhenUsed="0"/>
-    <w:lsdException w:name="Light List" w:semiHidden="0" w:uiPriority="61" w:unhideWhenUsed="0"/>
-    <w:lsdException w:name="Light Grid" w:semiHidden="0" w:uiPriority="62" w:unhideWhenUsed="0"/>
-    <w:lsdException w:name="Medium Shading 1" w:semiHidden="0" w:uiPriority="63" w:unhideWhenUsed="0"/>
-    <w:lsdException w:name="Medium Shading 2" w:semiHidden="0" w:uiPriority="64" w:unhideWhenUsed="0"/>
-    <w:lsdException w:name="Medium List 1" w:semiHidden="0" w:uiPriority="65" w:unhideWhenUsed="0"/>
-    <w:lsdException w:name="Medium List 2" w:semiHidden="0" w:uiPriority="66" w:unhideWhenUsed="0"/>
-    <w:lsdException w:name="Medium Grid 1" w:semiHidden="0" w:uiPriority="67" w:unhideWhenUsed="0"/>
-    <w:lsdException w:name="Medium Grid 2" w:semiHidden="0" w:uiPriority="68" w:unhideWhenUsed="0"/>
-    <w:lsdException w:name="Medium Grid 3" w:semiHidden="0" w:uiPriority="69" w:unhideWhenUsed="0"/>
-    <w:lsdException w:name="Dark List" w:semiHidden="0" w:uiPriority="70" w:unhideWhenUsed="0"/>
-    <w:lsdException w:name="Colorful Shading" w:semiHidden="0" w:uiPriority="71" w:unhideWhenUsed="0"/>
-    <w:lsdException w:name="Colorful List" w:semiHidden="0" w:uiPriority="72" w:unhideWhenUsed="0"/>
-    <w:lsdException w:name="Colorful Grid" w:semiHidden="0" w:uiPriority="73" w:unhideWhenUsed="0"/>
-    <w:lsdException w:name="Light Shading Accent 1" w:semiHidden="0" w:uiPriority="60" w:unhideWhenUsed="0"/>
-    <w:lsdException w:name="Light List Accent 1" w:semiHidden="0" w:uiPriority="61" w:unhideWhenUsed="0"/>
-    <w:lsdException w:name="Light Grid Accent 1" w:semiHidden="0" w:uiPriority="62" w:unhideWhenUsed="0"/>
-    <w:lsdException w:name="Medium Shading 1 Accent 1" w:semiHidden="0" w:uiPriority="63" w:unhideWhenUsed="0"/>
-    <w:lsdException w:name="Medium Shading 2 Accent 1" w:semiHidden="0" w:uiPriority="64" w:unhideWhenUsed="0"/>
-    <w:lsdException w:name="Medium List 1 Accent 1" w:semiHidden="0" w:uiPriority="65" w:unhideWhenUsed="0"/>
-    <w:lsdException w:name="Revision" w:unhideWhenUsed="0"/>
-    <w:lsdException w:name="List Paragraph" w:semiHidden="0" w:uiPriority="34" w:unhideWhenUsed="0" w:qFormat="1"/>
-    <w:lsdException w:name="Quote" w:semiHidden="0" w:uiPriority="29" w:unhideWhenUsed="0" w:qFormat="1"/>
-    <w:lsdException w:name="Intense Quote" w:semiHidden="0" w:uiPriority="30" w:unhideWhenUsed="0" w:qFormat="1"/>
-    <w:lsdException w:name="Medium List 2 Accent 1" w:semiHidden="0" w:uiPriority="66" w:unhideWhenUsed="0"/>
-    <w:lsdException w:name="Medium Grid 1 Accent 1" w:semiHidden="0" w:uiPriority="67" w:unhideWhenUsed="0"/>
-    <w:lsdException w:name="Medium Grid 2 Accent 1" w:semiHidden="0" w:uiPriority="68" w:unhideWhenUsed="0"/>
-    <w:lsdException w:name="Medium Grid 3 Accent 1" w:semiHidden="0" w:uiPriority="69" w:unhideWhenUsed="0"/>
-    <w:lsdException w:name="Dark List Accent 1" w:semiHidden="0" w:uiPriority="70" w:unhideWhenUsed="0"/>
-    <w:lsdException w:name="Colorful Shading Accent 1" w:semiHidden="0" w:uiPriority="71" w:unhideWhenUsed="0"/>
-    <w:lsdException w:name="Colorful List Accent 1" w:semiHidden="0" w:uiPriority="72" w:unhideWhenUsed="0"/>
-    <w:lsdException w:name="Colorful Grid Accent 1" w:semiHidden="0" w:uiPriority="73" w:unhideWhenUsed="0"/>
-    <w:lsdException w:name="Light Shading Accent 2" w:semiHidden="0" w:uiPriority="60" w:unhideWhenUsed="0"/>
-    <w:lsdException w:name="Light List Accent 2" w:semiHidden="0" w:uiPriority="61" w:unhideWhenUsed="0"/>
-    <w:lsdException w:name="Light Grid Accent 2" w:semiHidden="0" w:uiPriority="62" w:unhideWhenUsed="0"/>
-    <w:lsdException w:name="Medium Shading 1 Accent 2" w:semiHidden="0" w:uiPriority="63" w:unhideWhenUsed="0"/>
-    <w:lsdException w:name="Medium Shading 2 Accent 2" w:semiHidden="0" w:uiPriority="64" w:unhideWhenUsed="0"/>
-    <w:lsdException w:name="Medium List 1 Accent 2" w:semiHidden="0" w:uiPriority="65" w:unhideWhenUsed="0"/>
-    <w:lsdException w:name="Medium List 2 Accent 2" w:semiHidden="0" w:uiPriority="66" w:unhideWhenUsed="0"/>
-    <w:lsdException w:name="Medium Grid 1 Accent 2" w:semiHidden="0" w:uiPriority="67" w:unhideWhenUsed="0"/>
-    <w:lsdException w:name="Medium Grid 2 Accent 2" w:semiHidden="0" w:uiPriority="68" w:unhideWhenUsed="0"/>
-    <w:lsdException w:name="Medium Grid 3 Accent 2" w:semiHidden="0" w:uiPriority="69" w:unhideWhenUsed="0"/>
-    <w:lsdException w:name="Dark List Accent 2" w:semiHidden="0" w:uiPriority="70" w:unhideWhenUsed="0"/>
-    <w:lsdException w:name="Colorful Shading Accent 2" w:semiHidden="0" w:uiPriority="71" w:unhideWhenUsed="0"/>
-    <w:lsdException w:name="Colorful List Accent 2" w:semiHidden="0" w:uiPriority="72" w:unhideWhenUsed="0"/>
-    <w:lsdException w:name="Colorful Grid Accent 2" w:semiHidden="0" w:uiPriority="73" w:unhideWhenUsed="0"/>
-    <w:lsdException w:name="Light Shading Accent 3" w:semiHidden="0" w:uiPriority="60" w:unhideWhenUsed="0"/>
-    <w:lsdException w:name="Light List Accent 3" w:semiHidden="0" w:uiPriority="61" w:unhideWhenUsed="0"/>
-    <w:lsdException w:name="Light Grid Accent 3" w:semiHidden="0" w:uiPriority="62" w:unhideWhenUsed="0"/>
-    <w:lsdException w:name="Medium Shading 1 Accent 3" w:semiHidden="0" w:uiPriority="63" w:unhideWhenUsed="0"/>
-    <w:lsdException w:name="Medium Shading 2 Accent 3" w:semiHidden="0" w:uiPriority="64" w:unhideWhenUsed="0"/>
-    <w:lsdException w:name="Medium List 1 Accent 3" w:semiHidden="0" w:uiPriority="65" w:unhideWhenUsed="0"/>
-    <w:lsdException w:name="Medium List 2 Accent 3" w:semiHidden="0" w:uiPriority="66" w:unhideWhenUsed="0"/>
-    <w:lsdException w:name="Medium Grid 1 Accent 3" w:semiHidden="0" w:uiPriority="67" w:unhideWhenUsed="0"/>
-    <w:lsdException w:name="Medium Grid 2 Accent 3" w:semiHidden="0" w:uiPriority="68" w:unhideWhenUsed="0"/>
-    <w:lsdException w:name="Medium Grid 3 Accent 3" w:semiHidden="0" w:uiPriority="69" w:unhideWhenUsed="0"/>
-    <w:lsdException w:name="Dark List Accent 3" w:semiHidden="0" w:uiPriority="70" w:unhideWhenUsed="0"/>
-    <w:lsdException w:name="Colorful Shading Accent 3" w:semiHidden="0" w:uiPriority="71" w:unhideWhenUsed="0"/>
-    <w:lsdException w:name="Colorful List Accent 3" w:semiHidden="0" w:uiPriority="72" w:unhideWhenUsed="0"/>
-    <w:lsdException w:name="Colorful Grid Accent 3" w:semiHidden="0" w:uiPriority="73" w:unhideWhenUsed="0"/>
-    <w:lsdException w:name="Light Shading Accent 4" w:semiHidden="0" w:uiPriority="60" w:unhideWhenUsed="0"/>
-    <w:lsdException w:name="Light List Accent 4" w:semiHidden="0" w:uiPriority="61" w:unhideWhenUsed="0"/>
-    <w:lsdException w:name="Light Grid Accent 4" w:semiHidden="0" w:uiPriority="62" w:unhideWhenUsed="0"/>
-    <w:lsdException w:name="Medium Shading 1 Accent 4" w:semiHidden="0" w:uiPriority="63" w:unhideWhenUsed="0"/>
-    <w:lsdException w:name="Medium Shading 2 Accent 4" w:semiHidden="0" w:uiPriority="64" w:unhideWhenUsed="0"/>
-    <w:lsdException w:name="Medium List 1 Accent 4" w:semiHidden="0" w:uiPriority="65" w:unhideWhenUsed="0"/>
-    <w:lsdException w:name="Medium List 2 Accent 4" w:semiHidden="0" w:uiPriority="66" w:unhideWhenUsed="0"/>
-    <w:lsdException w:name="Medium Grid 1 Accent 4" w:semiHidden="0" w:uiPriority="67" w:unhideWhenUsed="0"/>
-    <w:lsdException w:name="Medium Grid 2 Accent 4" w:semiHidden="0" w:uiPriority="68" w:unhideWhenUsed="0"/>
-    <w:lsdException w:name="Medium Grid 3 Accent 4" w:semiHidden="0" w:uiPriority="69" w:unhideWhenUsed="0"/>
-    <w:lsdException w:name="Dark List Accent 4" w:semiHidden="0" w:uiPriority="70" w:unhideWhenUsed="0"/>
-    <w:lsdException w:name="Colorful Shading Accent 4" w:semiHidden="0" w:uiPriority="71" w:unhideWhenUsed="0"/>
-    <w:lsdException w:name="Colorful List Accent 4" w:semiHidden="0" w:uiPriority="72" w:unhideWhenUsed="0"/>
-    <w:lsdException w:name="Colorful Grid Accent 4" w:semiHidden="0" w:uiPriority="73" w:unhideWhenUsed="0"/>
-    <w:lsdException w:name="Light Shading Accent 5" w:semiHidden="0" w:uiPriority="60" w:unhideWhenUsed="0"/>
-    <w:lsdException w:name="Light List Accent 5" w:semiHidden="0" w:uiPriority="61" w:unhideWhenUsed="0"/>
-    <w:lsdException w:name="Light Grid Accent 5" w:semiHidden="0" w:uiPriority="62" w:unhideWhenUsed="0"/>
-    <w:lsdException w:name="Medium Shading 1 Accent 5" w:semiHidden="0" w:uiPriority="63" w:unhideWhenUsed="0"/>
-    <w:lsdException w:name="Medium Shading 2 Accent 5" w:semiHidden="0" w:uiPriority="64" w:unhideWhenUsed="0"/>
-    <w:lsdException w:name="Medium List 1 Accent 5" w:semiHidden="0" w:uiPriority="65" w:unhideWhenUsed="0"/>
-    <w:lsdException w:name="Medium List 2 Accent 5" w:semiHidden="0" w:uiPriority="66" w:unhideWhenUsed="0"/>
-    <w:lsdException w:name="Medium Grid 1 Accent 5" w:semiHidden="0" w:uiPriority="67" w:unhideWhenUsed="0"/>
-    <w:lsdException w:name="Medium Grid 2 Accent 5" w:semiHidden="0" w:uiPriority="68" w:unhideWhenUsed="0"/>
-    <w:lsdException w:name="Medium Grid 3 Accent 5" w:semiHidden="0" w:uiPriority="69" w:unhideWhenUsed="0"/>
-    <w:lsdException w:name="Dark List Accent 5" w:semiHidden="0" w:uiPriority="70" w:unhideWhenUsed="0"/>
-    <w:lsdException w:name="Colorful Shading Accent 5" w:semiHidden="0" w:uiPriority="71" w:unhideWhenUsed="0"/>
-    <w:lsdException w:name="Colorful List Accent 5" w:semiHidden="0" w:uiPriority="72" w:unhideWhenUsed="0"/>
-    <w:lsdException w:name="Colorful Grid Accent 5" w:semiHidden="0" w:uiPriority="73" w:unhideWhenUsed="0"/>
-    <w:lsdException w:name="Light Shading Accent 6" w:semiHidden="0" w:uiPriority="60" w:unhideWhenUsed="0"/>
-    <w:lsdException w:name="Light List Accent 6" w:semiHidden="0" w:uiPriority="61" w:unhideWhenUsed="0"/>
-    <w:lsdException w:name="Light Grid Accent 6" w:semiHidden="0" w:uiPriority="62" w:unhideWhenUsed="0"/>
-    <w:lsdException w:name="Medium Shading 1 Accent 6" w:semiHidden="0" w:uiPriority="63" w:unhideWhenUsed="0"/>
-    <w:lsdException w:name="Medium Shading 2 Accent 6" w:semiHidden="0" w:uiPriority="64" w:unhideWhenUsed="0"/>
-    <w:lsdException w:name="Medium List 1 Accent 6" w:semiHidden="0" w:uiPriority="65" w:unhideWhenUsed="0"/>
-    <w:lsdException w:name="Medium List 2 Accent 6" w:semiHidden="0" w:uiPriority="66" w:unhideWhenUsed="0"/>
-    <w:lsdException w:name="Medium Grid 1 Accent 6" w:semiHidden="0" w:uiPriority="67" w:unhideWhenUsed="0"/>
-    <w:lsdException w:name="Medium Grid 2 Accent 6" w:semiHidden="0" w:uiPriority="68" w:unhideWhenUsed="0"/>
-    <w:lsdException w:name="Medium Grid 3 Accent 6" w:semiHidden="0" w:uiPriority="69" w:unhideWhenUsed="0"/>
-    <w:lsdException w:name="Dark List Accent 6" w:semiHidden="0" w:uiPriority="70" w:unhideWhenUsed="0"/>
-    <w:lsdException w:name="Colorful Shading Accent 6" w:semiHidden="0" w:uiPriority="71" w:unhideWhenUsed="0"/>
-    <w:lsdException w:name="Colorful List Accent 6" w:semiHidden="0" w:uiPriority="72" w:unhideWhenUsed="0"/>
-    <w:lsdException w:name="Colorful Grid Accent 6" w:semiHidden="0" w:uiPriority="73" w:unhideWhenUsed="0"/>
-    <w:lsdException w:name="Subtle Emphasis" w:semiHidden="0" w:uiPriority="19" w:unhideWhenUsed="0" w:qFormat="1"/>
-    <w:lsdException w:name="Intense Emphasis" w:semiHidden="0" w:uiPriority="21" w:unhideWhenUsed="0" w:qFormat="1"/>
-    <w:lsdException w:name="Subtle Reference" w:semiHidden="0" w:uiPriority="31" w:unhideWhenUsed="0" w:qFormat="1"/>
-    <w:lsdException w:name="Intense Reference" w:semiHidden="0" w:uiPriority="32" w:unhideWhenUsed="0" w:qFormat="1"/>
-    <w:lsdException w:name="Book Title" w:semiHidden="0" w:uiPriority="33" w:unhideWhenUsed="0" w:qFormat="1"/>
-    <w:lsdException w:name="Bibliography" w:uiPriority="37"/>
-    <w:lsdException w:name="TOC Heading" w:uiPriority="39" w:qFormat="1"/>
+  <w:latentStyles w:defLockedState="0" w:defUIPriority="99" w:defSemiHidden="0" w:defUnhideWhenUsed="0" w:defQFormat="0" w:count="371">
+    <w:lsdException w:name="Normal" w:uiPriority="0" w:qFormat="1"/>
+    <w:lsdException w:name="heading 1" w:uiPriority="9" w:qFormat="1"/>
+    <w:lsdException w:name="heading 2" w:semiHidden="1" w:uiPriority="9" w:unhideWhenUsed="1" w:qFormat="1"/>
+    <w:lsdException w:name="heading 3" w:semiHidden="1" w:uiPriority="9" w:unhideWhenUsed="1" w:qFormat="1"/>
+    <w:lsdException w:name="heading 4" w:semiHidden="1" w:uiPriority="9" w:unhideWhenUsed="1" w:qFormat="1"/>
+    <w:lsdException w:name="heading 5" w:semiHidden="1" w:uiPriority="9" w:unhideWhenUsed="1" w:qFormat="1"/>
+    <w:lsdException w:name="heading 6" w:semiHidden="1" w:uiPriority="9" w:unhideWhenUsed="1" w:qFormat="1"/>
+    <w:lsdException w:name="heading 7" w:semiHidden="1" w:uiPriority="9" w:unhideWhenUsed="1" w:qFormat="1"/>
+    <w:lsdException w:name="heading 8" w:semiHidden="1" w:uiPriority="9" w:unhideWhenUsed="1" w:qFormat="1"/>
+    <w:lsdException w:name="heading 9" w:semiHidden="1" w:uiPriority="9" w:unhideWhenUsed="1" w:qFormat="1"/>
+    <w:lsdException w:name="index 1" w:semiHidden="1" w:unhideWhenUsed="1"/>
+    <w:lsdException w:name="index 2" w:semiHidden="1" w:unhideWhenUsed="1"/>
+    <w:lsdException w:name="index 3" w:semiHidden="1" w:unhideWhenUsed="1"/>
+    <w:lsdException w:name="index 4" w:semiHidden="1" w:unhideWhenUsed="1"/>
+    <w:lsdException w:name="index 5" w:semiHidden="1" w:unhideWhenUsed="1"/>
+    <w:lsdException w:name="index 6" w:semiHidden="1" w:unhideWhenUsed="1"/>
+    <w:lsdException w:name="index 7" w:semiHidden="1" w:unhideWhenUsed="1"/>
+    <w:lsdException w:name="index 8" w:semiHidden="1" w:unhideWhenUsed="1"/>
+    <w:lsdException w:name="index 9" w:semiHidden="1" w:unhideWhenUsed="1"/>
+    <w:lsdException w:name="toc 1" w:semiHidden="1" w:uiPriority="39" w:unhideWhenUsed="1"/>
+    <w:lsdException w:name="toc 2" w:semiHidden="1" w:uiPriority="39" w:unhideWhenUsed="1"/>
+    <w:lsdException w:name="toc 3" w:semiHidden="1" w:uiPriority="39" w:unhideWhenUsed="1"/>
+    <w:lsdException w:name="toc 4" w:semiHidden="1" w:uiPriority="39" w:unhideWhenUsed="1"/>
+    <w:lsdException w:name="toc 5" w:semiHidden="1" w:uiPriority="39" w:unhideWhenUsed="1"/>
+    <w:lsdException w:name="toc 6" w:semiHidden="1" w:uiPriority="39" w:unhideWhenUsed="1"/>
+    <w:lsdException w:name="toc 7" w:semiHidden="1" w:uiPriority="39" w:unhideWhenUsed="1"/>
+    <w:lsdException w:name="toc 8" w:semiHidden="1" w:uiPriority="39" w:unhideWhenUsed="1"/>
+    <w:lsdException w:name="toc 9" w:semiHidden="1" w:uiPriority="39" w:unhideWhenUsed="1"/>
+    <w:lsdException w:name="Normal Indent" w:semiHidden="1" w:unhideWhenUsed="1"/>
+    <w:lsdException w:name="footnote text" w:semiHidden="1" w:unhideWhenUsed="1"/>
+    <w:lsdException w:name="annotation text" w:semiHidden="1" w:unhideWhenUsed="1"/>
+    <w:lsdException w:name="header" w:semiHidden="1" w:unhideWhenUsed="1"/>
+    <w:lsdException w:name="footer" w:semiHidden="1" w:unhideWhenUsed="1"/>
+    <w:lsdException w:name="index heading" w:semiHidden="1" w:unhideWhenUsed="1"/>
+    <w:lsdException w:name="caption" w:semiHidden="1" w:uiPriority="35" w:unhideWhenUsed="1" w:qFormat="1"/>
+    <w:lsdException w:name="table of figures" w:semiHidden="1" w:unhideWhenUsed="1"/>
+    <w:lsdException w:name="envelope address" w:semiHidden="1" w:unhideWhenUsed="1"/>
+    <w:lsdException w:name="envelope return" w:semiHidden="1" w:unhideWhenUsed="1"/>
+    <w:lsdException w:name="footnote reference" w:semiHidden="1" w:unhideWhenUsed="1"/>
+    <w:lsdException w:name="annotation reference" w:semiHidden="1" w:unhideWhenUsed="1"/>
+    <w:lsdException w:name="line number" w:semiHidden="1" w:unhideWhenUsed="1"/>
+    <w:lsdException w:name="page number" w:semiHidden="1" w:unhideWhenUsed="1"/>
+    <w:lsdException w:name="endnote reference" w:semiHidden="1" w:unhideWhenUsed="1"/>
+    <w:lsdException w:name="endnote text" w:semiHidden="1" w:unhideWhenUsed="1"/>
+    <w:lsdException w:name="table of authorities" w:semiHidden="1" w:unhideWhenUsed="1"/>
+    <w:lsdException w:name="macro" w:semiHidden="1" w:unhideWhenUsed="1"/>
+    <w:lsdException w:name="toa heading" w:semiHidden="1" w:unhideWhenUsed="1"/>
+    <w:lsdException w:name="List" w:semiHidden="1" w:unhideWhenUsed="1"/>
+    <w:lsdException w:name="List Bullet" w:semiHidden="1" w:unhideWhenUsed="1"/>
+    <w:lsdException w:name="List Number" w:semiHidden="1" w:unhideWhenUsed="1"/>
+    <w:lsdException w:name="List 2" w:semiHidden="1" w:unhideWhenUsed="1"/>
+    <w:lsdException w:name="List 3" w:semiHidden="1" w:unhideWhenUsed="1"/>
+    <w:lsdException w:name="List 4" w:semiHidden="1" w:unhideWhenUsed="1"/>
+    <w:lsdException w:name="List 5" w:semiHidden="1" w:unhideWhenUsed="1"/>
+    <w:lsdException w:name="List Bullet 2" w:semiHidden="1" w:unhideWhenUsed="1"/>
+    <w:lsdException w:name="List Bullet 3" w:semiHidden="1" w:unhideWhenUsed="1"/>
+    <w:lsdException w:name="List Bullet 4" w:semiHidden="1" w:unhideWhenUsed="1"/>
+    <w:lsdException w:name="List Bullet 5" w:semiHidden="1" w:unhideWhenUsed="1"/>
+    <w:lsdException w:name="List Number 2" w:semiHidden="1" w:unhideWhenUsed="1"/>
+    <w:lsdException w:name="List Number 3" w:semiHidden="1" w:unhideWhenUsed="1"/>
+    <w:lsdException w:name="List Number 4" w:semiHidden="1" w:unhideWhenUsed="1"/>
+    <w:lsdException w:name="List Number 5" w:semiHidden="1" w:unhideWhenUsed="1"/>
+    <w:lsdException w:name="Title" w:uiPriority="10" w:qFormat="1"/>
+    <w:lsdException w:name="Closing" w:semiHidden="1" w:unhideWhenUsed="1"/>
+    <w:lsdException w:name="Signature" w:semiHidden="1" w:unhideWhenUsed="1"/>
+    <w:lsdException w:name="Default Paragraph Font" w:semiHidden="1" w:uiPriority="1" w:unhideWhenUsed="1"/>
+    <w:lsdException w:name="Body Text" w:semiHidden="1" w:unhideWhenUsed="1"/>
+    <w:lsdException w:name="Body Text Indent" w:semiHidden="1" w:unhideWhenUsed="1"/>
+    <w:lsdException w:name="List Continue" w:semiHidden="1" w:unhideWhenUsed="1"/>
+    <w:lsdException w:name="List Continue 2" w:semiHidden="1" w:unhideWhenUsed="1"/>
+    <w:lsdException w:name="List Continue 3" w:semiHidden="1" w:unhideWhenUsed="1"/>
+    <w:lsdException w:name="List Continue 4" w:semiHidden="1" w:unhideWhenUsed="1"/>
+    <w:lsdException w:name="List Continue 5" w:semiHidden="1" w:unhideWhenUsed="1"/>
+    <w:lsdException w:name="Message Header" w:semiHidden="1" w:unhideWhenUsed="1"/>
+    <w:lsdException w:name="Subtitle" w:uiPriority="11" w:qFormat="1"/>
+    <w:lsdException w:name="Salutation" w:semiHidden="1" w:unhideWhenUsed="1"/>
+    <w:lsdException w:name="Date" w:semiHidden="1" w:unhideWhenUsed="1"/>
+    <w:lsdException w:name="Body Text First Indent" w:semiHidden="1" w:unhideWhenUsed="1"/>
+    <w:lsdException w:name="Body Text First Indent 2" w:semiHidden="1" w:unhideWhenUsed="1"/>
+    <w:lsdException w:name="Note Heading" w:semiHidden="1" w:unhideWhenUsed="1"/>
+    <w:lsdException w:name="Body Text 2" w:semiHidden="1" w:unhideWhenUsed="1"/>
+    <w:lsdException w:name="Body Text 3" w:semiHidden="1" w:unhideWhenUsed="1"/>
+    <w:lsdException w:name="Body Text Indent 2" w:semiHidden="1" w:unhideWhenUsed="1"/>
+    <w:lsdException w:name="Body Text Indent 3" w:semiHidden="1" w:unhideWhenUsed="1"/>
+    <w:lsdException w:name="Block Text" w:semiHidden="1" w:unhideWhenUsed="1"/>
+    <w:lsdException w:name="Hyperlink" w:semiHidden="1" w:unhideWhenUsed="1"/>
+    <w:lsdException w:name="FollowedHyperlink" w:semiHidden="1" w:unhideWhenUsed="1"/>
+    <w:lsdException w:name="Strong" w:uiPriority="22" w:qFormat="1"/>
+    <w:lsdException w:name="Emphasis" w:uiPriority="20" w:qFormat="1"/>
+    <w:lsdException w:name="Document Map" w:semiHidden="1" w:unhideWhenUsed="1"/>
+    <w:lsdException w:name="Plain Text" w:semiHidden="1" w:unhideWhenUsed="1"/>
+    <w:lsdException w:name="E-mail Signature" w:semiHidden="1" w:unhideWhenUsed="1"/>
+    <w:lsdException w:name="HTML Top of Form" w:semiHidden="1" w:unhideWhenUsed="1"/>
+    <w:lsdException w:name="HTML Bottom of Form" w:semiHidden="1" w:unhideWhenUsed="1"/>
+    <w:lsdException w:name="Normal (Web)" w:semiHidden="1" w:unhideWhenUsed="1"/>
+    <w:lsdException w:name="HTML Acronym" w:semiHidden="1" w:unhideWhenUsed="1"/>
+    <w:lsdException w:name="HTML Address" w:semiHidden="1" w:unhideWhenUsed="1"/>
+    <w:lsdException w:name="HTML Cite" w:semiHidden="1" w:unhideWhenUsed="1"/>
+    <w:lsdException w:name="HTML Code" w:semiHidden="1" w:unhideWhenUsed="1"/>
+    <w:lsdException w:name="HTML Definition" w:semiHidden="1" w:unhideWhenUsed="1"/>
+    <w:lsdException w:name="HTML Keyboard" w:semiHidden="1" w:unhideWhenUsed="1"/>
+    <w:lsdException w:name="HTML Preformatted" w:semiHidden="1" w:unhideWhenUsed="1"/>
+    <w:lsdException w:name="HTML Sample" w:semiHidden="1" w:unhideWhenUsed="1"/>
+    <w:lsdException w:name="HTML Typewriter" w:semiHidden="1" w:unhideWhenUsed="1"/>
+    <w:lsdException w:name="HTML Variable" w:semiHidden="1" w:unhideWhenUsed="1"/>
+    <w:lsdException w:name="Normal Table" w:semiHidden="1" w:unhideWhenUsed="1"/>
+    <w:lsdException w:name="annotation subject" w:semiHidden="1" w:unhideWhenUsed="1"/>
+    <w:lsdException w:name="No List" w:semiHidden="1" w:unhideWhenUsed="1"/>
+    <w:lsdException w:name="Outline List 1" w:semiHidden="1" w:unhideWhenUsed="1"/>
+    <w:lsdException w:name="Outline List 2" w:semiHidden="1" w:unhideWhenUsed="1"/>
+    <w:lsdException w:name="Outline List 3" w:semiHidden="1" w:unhideWhenUsed="1"/>
+    <w:lsdException w:name="Table Simple 1" w:semiHidden="1" w:unhideWhenUsed="1"/>
+    <w:lsdException w:name="Table Simple 2" w:semiHidden="1" w:unhideWhenUsed="1"/>
+    <w:lsdException w:name="Table Simple 3" w:semiHidden="1" w:unhideWhenUsed="1"/>
+    <w:lsdException w:name="Table Classic 1" w:semiHidden="1" w:unhideWhenUsed="1"/>
+    <w:lsdException w:name="Table Classic 2" w:semiHidden="1" w:unhideWhenUsed="1"/>
+    <w:lsdException w:name="Table Classic 3" w:semiHidden="1" w:unhideWhenUsed="1"/>
+    <w:lsdException w:name="Table Classic 4" w:semiHidden="1" w:unhideWhenUsed="1"/>
+    <w:lsdException w:name="Table Colorful 1" w:semiHidden="1" w:unhideWhenUsed="1"/>
+    <w:lsdException w:name="Table Colorful 2" w:semiHidden="1" w:unhideWhenUsed="1"/>
+    <w:lsdException w:name="Table Colorful 3" w:semiHidden="1" w:unhideWhenUsed="1"/>
+    <w:lsdException w:name="Table Columns 1" w:semiHidden="1" w:unhideWhenUsed="1"/>
+    <w:lsdException w:name="Table Columns 2" w:semiHidden="1" w:unhideWhenUsed="1"/>
+    <w:lsdException w:name="Table Columns 3" w:semiHidden="1" w:unhideWhenUsed="1"/>
+    <w:lsdException w:name="Table Columns 4" w:semiHidden="1" w:unhideWhenUsed="1"/>
+    <w:lsdException w:name="Table Columns 5" w:semiHidden="1" w:unhideWhenUsed="1"/>
+    <w:lsdException w:name="Table Grid 1" w:semiHidden="1" w:unhideWhenUsed="1"/>
+    <w:lsdException w:name="Table Grid 2" w:semiHidden="1" w:unhideWhenUsed="1"/>
+    <w:lsdException w:name="Table Grid 3" w:semiHidden="1" w:unhideWhenUsed="1"/>
+    <w:lsdException w:name="Table Grid 4" w:semiHidden="1" w:unhideWhenUsed="1"/>
+    <w:lsdException w:name="Table Grid 5" w:semiHidden="1" w:unhideWhenUsed="1"/>
+    <w:lsdException w:name="Table Grid 6" w:semiHidden="1" w:unhideWhenUsed="1"/>
+    <w:lsdException w:name="Table Grid 7" w:semiHidden="1" w:unhideWhenUsed="1"/>
+    <w:lsdException w:name="Table Grid 8" w:semiHidden="1" w:unhideWhenUsed="1"/>
+    <w:lsdException w:name="Table List 1" w:semiHidden="1" w:unhideWhenUsed="1"/>
+    <w:lsdException w:name="Table List 2" w:semiHidden="1" w:unhideWhenUsed="1"/>
+    <w:lsdException w:name="Table List 3" w:semiHidden="1" w:unhideWhenUsed="1"/>
+    <w:lsdException w:name="Table List 4" w:semiHidden="1" w:unhideWhenUsed="1"/>
+    <w:lsdException w:name="Table List 5" w:semiHidden="1" w:unhideWhenUsed="1"/>
+    <w:lsdException w:name="Table List 6" w:semiHidden="1" w:unhideWhenUsed="1"/>
+    <w:lsdException w:name="Table List 7" w:semiHidden="1" w:unhideWhenUsed="1"/>
+    <w:lsdException w:name="Table List 8" w:semiHidden="1" w:unhideWhenUsed="1"/>
+    <w:lsdException w:name="Table 3D effects 1" w:semiHidden="1" w:unhideWhenUsed="1"/>
+    <w:lsdException w:name="Table 3D effects 2" w:semiHidden="1" w:unhideWhenUsed="1"/>
+    <w:lsdException w:name="Table 3D effects 3" w:semiHidden="1" w:unhideWhenUsed="1"/>
+    <w:lsdException w:name="Table Contemporary" w:semiHidden="1" w:unhideWhenUsed="1"/>
+    <w:lsdException w:name="Table Elegant" w:semiHidden="1" w:unhideWhenUsed="1"/>
+    <w:lsdException w:name="Table Professional" w:semiHidden="1" w:unhideWhenUsed="1"/>
+    <w:lsdException w:name="Table Subtle 1" w:semiHidden="1" w:unhideWhenUsed="1"/>
+    <w:lsdException w:name="Table Subtle 2" w:semiHidden="1" w:unhideWhenUsed="1"/>
+    <w:lsdException w:name="Table Web 1" w:semiHidden="1" w:unhideWhenUsed="1"/>
+    <w:lsdException w:name="Table Web 2" w:semiHidden="1" w:unhideWhenUsed="1"/>
+    <w:lsdException w:name="Table Web 3" w:semiHidden="1" w:unhideWhenUsed="1"/>
+    <w:lsdException w:name="Balloon Text" w:semiHidden="1" w:unhideWhenUsed="1"/>
+    <w:lsdException w:name="Table Grid" w:uiPriority="39"/>
+    <w:lsdException w:name="Table Theme" w:semiHidden="1" w:unhideWhenUsed="1"/>
+    <w:lsdException w:name="Placeholder Text" w:semiHidden="1"/>
+    <w:lsdException w:name="No Spacing" w:uiPriority="1" w:qFormat="1"/>
+    <w:lsdException w:name="Light Shading" w:uiPriority="60"/>
+    <w:lsdException w:name="Light List" w:uiPriority="61"/>
+    <w:lsdException w:name="Light Grid" w:uiPriority="62"/>
+    <w:lsdException w:name="Medium Shading 1" w:uiPriority="63"/>
+    <w:lsdException w:name="Medium Shading 2" w:uiPriority="64"/>
+    <w:lsdException w:name="Medium List 1" w:uiPriority="65"/>
+    <w:lsdException w:name="Medium List 2" w:uiPriority="66"/>
+    <w:lsdException w:name="Medium Grid 1" w:uiPriority="67"/>
+    <w:lsdException w:name="Medium Grid 2" w:uiPriority="68"/>
+    <w:lsdException w:name="Medium Grid 3" w:uiPriority="69"/>
+    <w:lsdException w:name="Dark List" w:uiPriority="70"/>
+    <w:lsdException w:name="Colorful Shading" w:uiPriority="71"/>
+    <w:lsdException w:name="Colorful List" w:uiPriority="72"/>
+    <w:lsdException w:name="Colorful Grid" w:uiPriority="73"/>
+    <w:lsdException w:name="Light Shading Accent 1" w:uiPriority="60"/>
+    <w:lsdException w:name="Light List Accent 1" w:uiPriority="61"/>
+    <w:lsdException w:name="Light Grid Accent 1" w:uiPriority="62"/>
+    <w:lsdException w:name="Medium Shading 1 Accent 1" w:uiPriority="63"/>
+    <w:lsdException w:name="Medium Shading 2 Accent 1" w:uiPriority="64"/>
+    <w:lsdException w:name="Medium List 1 Accent 1" w:uiPriority="65"/>
+    <w:lsdException w:name="Revision" w:semiHidden="1"/>
+    <w:lsdException w:name="List Paragraph" w:uiPriority="34" w:qFormat="1"/>
+    <w:lsdException w:name="Quote" w:uiPriority="29" w:qFormat="1"/>
+    <w:lsdException w:name="Intense Quote" w:uiPriority="30" w:qFormat="1"/>
+    <w:lsdException w:name="Medium List 2 Accent 1" w:uiPriority="66"/>
+    <w:lsdException w:name="Medium Grid 1 Accent 1" w:uiPriority="67"/>
+    <w:lsdException w:name="Medium Grid 2 Accent 1" w:uiPriority="68"/>
+    <w:lsdException w:name="Medium Grid 3 Accent 1" w:uiPriority="69"/>
+    <w:lsdException w:name="Dark List Accent 1" w:uiPriority="70"/>
+    <w:lsdException w:name="Colorful Shading Accent 1" w:uiPriority="71"/>
+    <w:lsdException w:name="Colorful List Accent 1" w:uiPriority="72"/>
+    <w:lsdException w:name="Colorful Grid Accent 1" w:uiPriority="73"/>
+    <w:lsdException w:name="Light Shading Accent 2" w:uiPriority="60"/>
+    <w:lsdException w:name="Light List Accent 2" w:uiPriority="61"/>
+    <w:lsdException w:name="Light Grid Accent 2" w:uiPriority="62"/>
+    <w:lsdException w:name="Medium Shading 1 Accent 2" w:uiPriority="63"/>
+    <w:lsdException w:name="Medium Shading 2 Accent 2" w:uiPriority="64"/>
+    <w:lsdException w:name="Medium List 1 Accent 2" w:uiPriority="65"/>
+    <w:lsdException w:name="Medium List 2 Accent 2" w:uiPriority="66"/>
+    <w:lsdException w:name="Medium Grid 1 Accent 2" w:uiPriority="67"/>
+    <w:lsdException w:name="Medium Grid 2 Accent 2" w:uiPriority="68"/>
+    <w:lsdException w:name="Medium Grid 3 Accent 2" w:uiPriority="69"/>
+    <w:lsdException w:name="Dark List Accent 2" w:uiPriority="70"/>
+    <w:lsdException w:name="Colorful Shading Accent 2" w:uiPriority="71"/>
+    <w:lsdException w:name="Colorful List Accent 2" w:uiPriority="72"/>
+    <w:lsdException w:name="Colorful Grid Accent 2" w:uiPriority="73"/>
+    <w:lsdException w:name="Light Shading Accent 3" w:uiPriority="60"/>
+    <w:lsdException w:name="Light List Accent 3" w:uiPriority="61"/>
+    <w:lsdException w:name="Light Grid Accent 3" w:uiPriority="62"/>
+    <w:lsdException w:name="Medium Shading 1 Accent 3" w:uiPriority="63"/>
+    <w:lsdException w:name="Medium Shading 2 Accent 3" w:uiPriority="64"/>
+    <w:lsdException w:name="Medium List 1 Accent 3" w:uiPriority="65"/>
+    <w:lsdException w:name="Medium List 2 Accent 3" w:uiPriority="66"/>
+    <w:lsdException w:name="Medium Grid 1 Accent 3" w:uiPriority="67"/>
+    <w:lsdException w:name="Medium Grid 2 Accent 3" w:uiPriority="68"/>
+    <w:lsdException w:name="Medium Grid 3 Accent 3" w:uiPriority="69"/>
+    <w:lsdException w:name="Dark List Accent 3" w:uiPriority="70"/>
+    <w:lsdException w:name="Colorful Shading Accent 3" w:uiPriority="71"/>
+    <w:lsdException w:name="Colorful List Accent 3" w:uiPriority="72"/>
+    <w:lsdException w:name="Colorful Grid Accent 3" w:uiPriority="73"/>
+    <w:lsdException w:name="Light Shading Accent 4" w:uiPriority="60"/>
+    <w:lsdException w:name="Light List Accent 4" w:uiPriority="61"/>
+    <w:lsdException w:name="Light Grid Accent 4" w:uiPriority="62"/>
+    <w:lsdException w:name="Medium Shading 1 Accent 4" w:uiPriority="63"/>
+    <w:lsdException w:name="Medium Shading 2 Accent 4" w:uiPriority="64"/>
+    <w:lsdException w:name="Medium List 1 Accent 4" w:uiPriority="65"/>
+    <w:lsdException w:name="Medium List 2 Accent 4" w:uiPriority="66"/>
+    <w:lsdException w:name="Medium Grid 1 Accent 4" w:uiPriority="67"/>
+    <w:lsdException w:name="Medium Grid 2 Accent 4" w:uiPriority="68"/>
+    <w:lsdException w:name="Medium Grid 3 Accent 4" w:uiPriority="69"/>
+    <w:lsdException w:name="Dark List Accent 4" w:uiPriority="70"/>
+    <w:lsdException w:name="Colorful Shading Accent 4" w:uiPriority="71"/>
+    <w:lsdException w:name="Colorful List Accent 4" w:uiPriority="72"/>
+    <w:lsdException w:name="Colorful Grid Accent 4" w:uiPriority="73"/>
+    <w:lsdException w:name="Light Shading Accent 5" w:uiPriority="60"/>
+    <w:lsdException w:name="Light List Accent 5" w:uiPriority="61"/>
+    <w:lsdException w:name="Light Grid Accent 5" w:uiPriority="62"/>
+    <w:lsdException w:name="Medium Shading 1 Accent 5" w:uiPriority="63"/>
+    <w:lsdException w:name="Medium Shading 2 Accent 5" w:uiPriority="64"/>
+    <w:lsdException w:name="Medium List 1 Accent 5" w:uiPriority="65"/>
+    <w:lsdException w:name="Medium List 2 Accent 5" w:uiPriority="66"/>
+    <w:lsdException w:name="Medium Grid 1 Accent 5" w:uiPriority="67"/>
+    <w:lsdException w:name="Medium Grid 2 Accent 5" w:uiPriority="68"/>
+    <w:lsdException w:name="Medium Grid 3 Accent 5" w:uiPriority="69"/>
+    <w:lsdException w:name="Dark List Accent 5" w:uiPriority="70"/>
+    <w:lsdException w:name="Colorful Shading Accent 5" w:uiPriority="71"/>
+    <w:lsdException w:name="Colorful List Accent 5" w:uiPriority="72"/>
+    <w:lsdException w:name="Colorful Grid Accent 5" w:uiPriority="73"/>
+    <w:lsdException w:name="Light Shading Accent 6" w:uiPriority="60"/>
+    <w:lsdException w:name="Light List Accent 6" w:uiPriority="61"/>
+    <w:lsdException w:name="Light Grid Accent 6" w:uiPriority="62"/>
+    <w:lsdException w:name="Medium Shading 1 Accent 6" w:uiPriority="63"/>
+    <w:lsdException w:name="Medium Shading 2 Accent 6" w:uiPriority="64"/>
+    <w:lsdException w:name="Medium List 1 Accent 6" w:uiPriority="65"/>
+    <w:lsdException w:name="Medium List 2 Accent 6" w:uiPriority="66"/>
+    <w:lsdException w:name="Medium Grid 1 Accent 6" w:uiPriority="67"/>
+    <w:lsdException w:name="Medium Grid 2 Accent 6" w:uiPriority="68"/>
+    <w:lsdException w:name="Medium Grid 3 Accent 6" w:uiPriority="69"/>
+    <w:lsdException w:name="Dark List Accent 6" w:uiPriority="70"/>
+    <w:lsdException w:name="Colorful Shading Accent 6" w:uiPriority="71"/>
+    <w:lsdException w:name="Colorful List Accent 6" w:uiPriority="72"/>
+    <w:lsdException w:name="Colorful Grid Accent 6" w:uiPriority="73"/>
+    <w:lsdException w:name="Subtle Emphasis" w:uiPriority="19" w:qFormat="1"/>
+    <w:lsdException w:name="Intense Emphasis" w:uiPriority="21" w:qFormat="1"/>
+    <w:lsdException w:name="Subtle Reference" w:uiPriority="31" w:qFormat="1"/>
+    <w:lsdException w:name="Intense Reference" w:uiPriority="32" w:qFormat="1"/>
+    <w:lsdException w:name="Book Title" w:uiPriority="33" w:qFormat="1"/>
+    <w:lsdException w:name="Bibliography" w:semiHidden="1" w:uiPriority="37" w:unhideWhenUsed="1"/>
+    <w:lsdException w:name="TOC Heading" w:semiHidden="1" w:uiPriority="39" w:unhideWhenUsed="1" w:qFormat="1"/>
+    <w:lsdException w:name="Plain Table 1" w:uiPriority="41"/>
+    <w:lsdException w:name="Plain Table 2" w:uiPriority="42"/>
+    <w:lsdException w:name="Plain Table 3" w:uiPriority="43"/>
+    <w:lsdException w:name="Plain Table 4" w:uiPriority="44"/>
+    <w:lsdException w:name="Plain Table 5" w:uiPriority="45"/>
+    <w:lsdException w:name="Grid Table Light" w:uiPriority="40"/>
+    <w:lsdException w:name="Grid Table 1 Light" w:uiPriority="46"/>
+    <w:lsdException w:name="Grid Table 2" w:uiPriority="47"/>
+    <w:lsdException w:name="Grid Table 3" w:uiPriority="48"/>
+    <w:lsdException w:name="Grid Table 4" w:uiPriority="49"/>
+    <w:lsdException w:name="Grid Table 5 Dark" w:uiPriority="50"/>
+    <w:lsdException w:name="Grid Table 6 Colorful" w:uiPriority="51"/>
+    <w:lsdException w:name="Grid Table 7 Colorful" w:uiPriority="52"/>
+    <w:lsdException w:name="Grid Table 1 Light Accent 1" w:uiPriority="46"/>
+    <w:lsdException w:name="Grid Table 2 Accent 1" w:uiPriority="47"/>
+    <w:lsdException w:name="Grid Table 3 Accent 1" w:uiPriority="48"/>
+    <w:lsdException w:name="Grid Table 4 Accent 1" w:uiPriority="49"/>
+    <w:lsdException w:name="Grid Table 5 Dark Accent 1" w:uiPriority="50"/>
+    <w:lsdException w:name="Grid Table 6 Colorful Accent 1" w:uiPriority="51"/>
+    <w:lsdException w:name="Grid Table 7 Colorful Accent 1" w:uiPriority="52"/>
+    <w:lsdException w:name="Grid Table 1 Light Accent 2" w:uiPriority="46"/>
+    <w:lsdException w:name="Grid Table 2 Accent 2" w:uiPriority="47"/>
+    <w:lsdException w:name="Grid Table 3 Accent 2" w:uiPriority="48"/>
+    <w:lsdException w:name="Grid Table 4 Accent 2" w:uiPriority="49"/>
+    <w:lsdException w:name="Grid Table 5 Dark Accent 2" w:uiPriority="50"/>
+    <w:lsdException w:name="Grid Table 6 Colorful Accent 2" w:uiPriority="51"/>
+    <w:lsdException w:name="Grid Table 7 Colorful Accent 2" w:uiPriority="52"/>
+    <w:lsdException w:name="Grid Table 1 Light Accent 3" w:uiPriority="46"/>
+    <w:lsdException w:name="Grid Table 2 Accent 3" w:uiPriority="47"/>
+    <w:lsdException w:name="Grid Table 3 Accent 3" w:uiPriority="48"/>
+    <w:lsdException w:name="Grid Table 4 Accent 3" w:uiPriority="49"/>
+    <w:lsdException w:name="Grid Table 5 Dark Accent 3" w:uiPriority="50"/>
+    <w:lsdException w:name="Grid Table 6 Colorful Accent 3" w:uiPriority="51"/>
+    <w:lsdException w:name="Grid Table 7 Colorful Accent 3" w:uiPriority="52"/>
+    <w:lsdException w:name="Grid Table 1 Light Accent 4" w:uiPriority="46"/>
+    <w:lsdException w:name="Grid Table 2 Accent 4" w:uiPriority="47"/>
+    <w:lsdException w:name="Grid Table 3 Accent 4" w:uiPriority="48"/>
+    <w:lsdException w:name="Grid Table 4 Accent 4" w:uiPriority="49"/>
+    <w:lsdException w:name="Grid Table 5 Dark Accent 4" w:uiPriority="50"/>
+    <w:lsdException w:name="Grid Table 6 Colorful Accent 4" w:uiPriority="51"/>
+    <w:lsdException w:name="Grid Table 7 Colorful Accent 4" w:uiPriority="52"/>
+    <w:lsdException w:name="Grid Table 1 Light Accent 5" w:uiPriority="46"/>
+    <w:lsdException w:name="Grid Table 2 Accent 5" w:uiPriority="47"/>
+    <w:lsdException w:name="Grid Table 3 Accent 5" w:uiPriority="48"/>
+    <w:lsdException w:name="Grid Table 4 Accent 5" w:uiPriority="49"/>
+    <w:lsdException w:name="Grid Table 5 Dark Accent 5" w:uiPriority="50"/>
+    <w:lsdException w:name="Grid Table 6 Colorful Accent 5" w:uiPriority="51"/>
+    <w:lsdException w:name="Grid Table 7 Colorful Accent 5" w:uiPriority="52"/>
+    <w:lsdException w:name="Grid Table 1 Light Accent 6" w:uiPriority="46"/>
+    <w:lsdException w:name="Grid Table 2 Accent 6" w:uiPriority="47"/>
+    <w:lsdException w:name="Grid Table 3 Accent 6" w:uiPriority="48"/>
+    <w:lsdException w:name="Grid Table 4 Accent 6" w:uiPriority="49"/>
+    <w:lsdException w:name="Grid Table 5 Dark Accent 6" w:uiPriority="50"/>
+    <w:lsdException w:name="Grid Table 6 Colorful Accent 6" w:uiPriority="51"/>
+    <w:lsdException w:name="Grid Table 7 Colorful Accent 6" w:uiPriority="52"/>
+    <w:lsdException w:name="List Table 1 Light" w:uiPriority="46"/>
+    <w:lsdException w:name="List Table 2" w:uiPriority="47"/>
+    <w:lsdException w:name="List Table 3" w:uiPriority="48"/>
+    <w:lsdException w:name="List Table 4" w:uiPriority="49"/>
+    <w:lsdException w:name="List Table 5 Dark" w:uiPriority="50"/>
+    <w:lsdException w:name="List Table 6 Colorful" w:uiPriority="51"/>
+    <w:lsdException w:name="List Table 7 Colorful" w:uiPriority="52"/>
+    <w:lsdException w:name="List Table 1 Light Accent 1" w:uiPriority="46"/>
+    <w:lsdException w:name="List Table 2 Accent 1" w:uiPriority="47"/>
+    <w:lsdException w:name="List Table 3 Accent 1" w:uiPriority="48"/>
+    <w:lsdException w:name="List Table 4 Accent 1" w:uiPriority="49"/>
+    <w:lsdException w:name="List Table 5 Dark Accent 1" w:uiPriority="50"/>
+    <w:lsdException w:name="List Table 6 Colorful Accent 1" w:uiPriority="51"/>
+    <w:lsdException w:name="List Table 7 Colorful Accent 1" w:uiPriority="52"/>
+    <w:lsdException w:name="List Table 1 Light Accent 2" w:uiPriority="46"/>
+    <w:lsdException w:name="List Table 2 Accent 2" w:uiPriority="47"/>
+    <w:lsdException w:name="List Table 3 Accent 2" w:uiPriority="48"/>
+    <w:lsdException w:name="List Table 4 Accent 2" w:uiPriority="49"/>
+    <w:lsdException w:name="List Table 5 Dark Accent 2" w:uiPriority="50"/>
+    <w:lsdException w:name="List Table 6 Colorful Accent 2" w:uiPriority="51"/>
+    <w:lsdException w:name="List Table 7 Colorful Accent 2" w:uiPriority="52"/>
+    <w:lsdException w:name="List Table 1 Light Accent 3" w:uiPriority="46"/>
+    <w:lsdException w:name="List Table 2 Accent 3" w:uiPriority="47"/>
+    <w:lsdException w:name="List Table 3 Accent 3" w:uiPriority="48"/>
+    <w:lsdException w:name="List Table 4 Accent 3" w:uiPriority="49"/>
+    <w:lsdException w:name="List Table 5 Dark Accent 3" w:uiPriority="50"/>
+    <w:lsdException w:name="List Table 6 Colorful Accent 3" w:uiPriority="51"/>
+    <w:lsdException w:name="List Table 7 Colorful Accent 3" w:uiPriority="52"/>
+    <w:lsdException w:name="List Table 1 Light Accent 4" w:uiPriority="46"/>
+    <w:lsdException w:name="List Table 2 Accent 4" w:uiPriority="47"/>
+    <w:lsdException w:name="List Table 3 Accent 4" w:uiPriority="48"/>
+    <w:lsdException w:name="List Table 4 Accent 4" w:uiPriority="49"/>
+    <w:lsdException w:name="List Table 5 Dark Accent 4" w:uiPriority="50"/>
+    <w:lsdException w:name="List Table 6 Colorful Accent 4" w:uiPriority="51"/>
+    <w:lsdException w:name="List Table 7 Colorful Accent 4" w:uiPriority="52"/>
+    <w:lsdException w:name="List Table 1 Light Accent 5" w:uiPriority="46"/>
+    <w:lsdException w:name="List Table 2 Accent 5" w:uiPriority="47"/>
+    <w:lsdException w:name="List Table 3 Accent 5" w:uiPriority="48"/>
+    <w:lsdException w:name="List Table 4 Accent 5" w:uiPriority="49"/>
+    <w:lsdException w:name="List Table 5 Dark Accent 5" w:uiPriority="50"/>
+    <w:lsdException w:name="List Table 6 Colorful Accent 5" w:uiPriority="51"/>
+    <w:lsdException w:name="List Table 7 Colorful Accent 5" w:uiPriority="52"/>
+    <w:lsdException w:name="List Table 1 Light Accent 6" w:uiPriority="46"/>
+    <w:lsdException w:name="List Table 2 Accent 6" w:uiPriority="47"/>
+    <w:lsdException w:name="List Table 3 Accent 6" w:uiPriority="48"/>
+    <w:lsdException w:name="List Table 4 Accent 6" w:uiPriority="49"/>
+    <w:lsdException w:name="List Table 5 Dark Accent 6" w:uiPriority="50"/>
+    <w:lsdException w:name="List Table 6 Colorful Accent 6" w:uiPriority="51"/>
+    <w:lsdException w:name="List Table 7 Colorful Accent 6" w:uiPriority="52"/>
   </w:latentStyles>
   <w:style w:type="paragraph" w:default="1" w:styleId="a">
     <w:name w:val="Normal"/>
@@ -5339,7 +5115,7 @@
   <a:extraClrSchemeLst/>
   <a:extLst>
     <a:ext uri="{05A4C25C-085E-4340-85A3-A5531E510DB2}">
-      <thm15:themeFamily xmlns:thm15="http://schemas.microsoft.com/office/thememl/2012/main" xmlns="" name="Office Theme" id="{62F939B6-93AF-4DB8-9C6B-D6C7DFDC589F}" vid="{4A3C46E8-61CC-4603-A589-7422A47A8E4A}"/>
+      <thm15:themeFamily xmlns:thm15="http://schemas.microsoft.com/office/thememl/2012/main" name="Office Theme" id="{62F939B6-93AF-4DB8-9C6B-D6C7DFDC589F}" vid="{4A3C46E8-61CC-4603-A589-7422A47A8E4A}"/>
     </a:ext>
   </a:extLst>
 </a:theme>
